--- a/briefings/线口监测午报-2026-10-23.docx
+++ b/briefings/线口监测午报-2026-10-23.docx
@@ -22,7 +22,7 @@
           <w:color w:val="888888"/>
           <w:sz w:val="18"/>
         </w:rPr>
-        <w:t>监测窗口:近48小时 | 生成时间:2026-10-23 12:57</w:t>
+        <w:t>监测窗口:近48小时 | 生成时间:2026-10-23 14:03</w:t>
       </w:r>
     </w:p>
     <w:p>
@@ -376,7 +376,7 @@
           <w:color w:val="888888"/>
           <w:sz w:val="24"/>
         </w:rPr>
-        <w:t>1人4小时开发，“AI投胎人生模拟游戏”火了！</w:t>
+        <w:t>Railpass</w:t>
       </w:r>
     </w:p>
     <w:p>
@@ -386,7 +386,7 @@
           <w:color w:val="888888"/>
           <w:sz w:val="18"/>
         </w:rPr>
-        <w:t>来源:GameLook | 时间:10-23 10:46</w:t>
+        <w:t>来源:Hacker News | 时间:10-23 05:38</w:t>
       </w:r>
     </w:p>
     <w:p>
@@ -403,109 +403,7 @@
             <w:color w:val="0563C1"/>
             <w:u w:val="single"/>
           </w:rPr>
-          <w:t>1人4小时开发，“AI投胎人生模拟游戏”火了！</w:t>
-        </w:r>
-      </w:hyperlink>
-    </w:p>
-    <w:p>
-      <w:pPr>
-        <w:pStyle w:val="Heading3"/>
-      </w:pPr>
-      <w:r>
-        <w:rPr>
-          <w:rFonts w:ascii="Times New Roman" w:hAnsi="Times New Roman" w:eastAsia="黑体"/>
-          <w:b w:val="0"/>
-          <w:color w:val="888888"/>
-          <w:sz w:val="24"/>
-        </w:rPr>
-        <w:t>【C级·参考】</w:t>
-      </w:r>
-      <w:r>
-        <w:rPr>
-          <w:rFonts w:ascii="Times New Roman" w:hAnsi="Times New Roman" w:eastAsia="黑体"/>
-          <w:b w:val="0"/>
-          <w:color w:val="888888"/>
-          <w:sz w:val="24"/>
-        </w:rPr>
-        <w:t>AI 智能体的“说明书”转为社区共治：Anthropic 捐赠 Agent Skills 开放标准</w:t>
-      </w:r>
-    </w:p>
-    <w:p>
-      <w:r>
-        <w:rPr>
-          <w:rFonts w:ascii="Times New Roman" w:hAnsi="Times New Roman" w:eastAsia="宋体"/>
-          <w:color w:val="888888"/>
-          <w:sz w:val="18"/>
-        </w:rPr>
-        <w:t>来源:IT之家 | 时间:10-23 09:30</w:t>
-      </w:r>
-    </w:p>
-    <w:p>
-      <w:r>
-        <w:rPr>
-          <w:rFonts w:ascii="Times New Roman" w:hAnsi="Times New Roman" w:eastAsia="宋体"/>
-          <w:sz w:val="18"/>
-        </w:rPr>
-        <w:t>链接:</w:t>
-      </w:r>
-      <w:hyperlink r:id="rId16">
-        <w:r>
-          <w:rPr>
-            <w:color w:val="0563C1"/>
-            <w:u w:val="single"/>
-          </w:rPr>
-          <w:t>AI 智能体的“说明书”转为社区共治：Anthropic 捐赠 Agent Skills 开放标准</w:t>
-        </w:r>
-      </w:hyperlink>
-    </w:p>
-    <w:p>
-      <w:pPr>
-        <w:pStyle w:val="Heading3"/>
-      </w:pPr>
-      <w:r>
-        <w:rPr>
-          <w:rFonts w:ascii="Times New Roman" w:hAnsi="Times New Roman" w:eastAsia="黑体"/>
-          <w:b w:val="0"/>
-          <w:color w:val="888888"/>
-          <w:sz w:val="24"/>
-        </w:rPr>
-        <w:t>【C级·参考】</w:t>
-      </w:r>
-      <w:r>
-        <w:rPr>
-          <w:rFonts w:ascii="Times New Roman" w:hAnsi="Times New Roman" w:eastAsia="黑体"/>
-          <w:b w:val="0"/>
-          <w:color w:val="888888"/>
-          <w:sz w:val="24"/>
-        </w:rPr>
-        <w:t>94%游戏工作室表态：“都在用AI，但都没用深”</w:t>
-      </w:r>
-    </w:p>
-    <w:p>
-      <w:r>
-        <w:rPr>
-          <w:rFonts w:ascii="Times New Roman" w:hAnsi="Times New Roman" w:eastAsia="宋体"/>
-          <w:color w:val="888888"/>
-          <w:sz w:val="18"/>
-        </w:rPr>
-        <w:t>来源:GameLook | 时间:10-23 07:49</w:t>
-      </w:r>
-    </w:p>
-    <w:p>
-      <w:r>
-        <w:rPr>
-          <w:rFonts w:ascii="Times New Roman" w:hAnsi="Times New Roman" w:eastAsia="宋体"/>
-          <w:sz w:val="18"/>
-        </w:rPr>
-        <w:t>链接:</w:t>
-      </w:r>
-      <w:hyperlink r:id="rId17">
-        <w:r>
-          <w:rPr>
-            <w:color w:val="0563C1"/>
-            <w:u w:val="single"/>
-          </w:rPr>
-          <w:t>94%游戏工作室表态：“都在用AI，但都没用深”</w:t>
+          <w:t>Railpass</w:t>
         </w:r>
       </w:hyperlink>
     </w:p>
@@ -550,7 +448,7 @@
         </w:rPr>
         <w:t>链接:</w:t>
       </w:r>
-      <w:hyperlink r:id="rId18">
+      <w:hyperlink r:id="rId16">
         <w:r>
           <w:rPr>
             <w:color w:val="0563C1"/>
@@ -601,7 +499,7 @@
         </w:rPr>
         <w:t>链接:</w:t>
       </w:r>
-      <w:hyperlink r:id="rId19">
+      <w:hyperlink r:id="rId17">
         <w:r>
           <w:rPr>
             <w:color w:val="0563C1"/>
@@ -652,7 +550,7 @@
         </w:rPr>
         <w:t>链接:</w:t>
       </w:r>
-      <w:hyperlink r:id="rId20">
+      <w:hyperlink r:id="rId18">
         <w:r>
           <w:rPr>
             <w:color w:val="0563C1"/>
@@ -703,7 +601,7 @@
         </w:rPr>
         <w:t>链接:</w:t>
       </w:r>
-      <w:hyperlink r:id="rId21">
+      <w:hyperlink r:id="rId19">
         <w:r>
           <w:rPr>
             <w:color w:val="0563C1"/>
@@ -754,7 +652,7 @@
         </w:rPr>
         <w:t>链接:</w:t>
       </w:r>
-      <w:hyperlink r:id="rId22">
+      <w:hyperlink r:id="rId20">
         <w:r>
           <w:rPr>
             <w:color w:val="0563C1"/>
@@ -805,13 +703,64 @@
         </w:rPr>
         <w:t>链接:</w:t>
       </w:r>
-      <w:hyperlink r:id="rId23">
+      <w:hyperlink r:id="rId21">
         <w:r>
           <w:rPr>
             <w:color w:val="0563C1"/>
             <w:u w:val="single"/>
           </w:rPr>
           <w:t>千问AI硬件：一副眼镜的「越界」，与一个Agent的野心</w:t>
+        </w:r>
+      </w:hyperlink>
+    </w:p>
+    <w:p>
+      <w:pPr>
+        <w:pStyle w:val="Heading3"/>
+      </w:pPr>
+      <w:r>
+        <w:rPr>
+          <w:rFonts w:ascii="Times New Roman" w:hAnsi="Times New Roman" w:eastAsia="黑体"/>
+          <w:b w:val="0"/>
+          <w:color w:val="888888"/>
+          <w:sz w:val="24"/>
+        </w:rPr>
+        <w:t>【C级·参考】</w:t>
+      </w:r>
+      <w:r>
+        <w:rPr>
+          <w:rFonts w:ascii="Times New Roman" w:hAnsi="Times New Roman" w:eastAsia="黑体"/>
+          <w:b w:val="0"/>
+          <w:color w:val="888888"/>
+          <w:sz w:val="24"/>
+        </w:rPr>
+        <w:t>华为 AI 眼镜获 HarmonyOS 6.0.0.159 SP5 升级：新增头动支付等功能，连续录像时长提升至 5 分钟</w:t>
+      </w:r>
+    </w:p>
+    <w:p>
+      <w:r>
+        <w:rPr>
+          <w:rFonts w:ascii="Times New Roman" w:hAnsi="Times New Roman" w:eastAsia="宋体"/>
+          <w:color w:val="888888"/>
+          <w:sz w:val="18"/>
+        </w:rPr>
+        <w:t>来源:Bing新闻 | 时间:10-22 16:05</w:t>
+      </w:r>
+    </w:p>
+    <w:p>
+      <w:r>
+        <w:rPr>
+          <w:rFonts w:ascii="Times New Roman" w:hAnsi="Times New Roman" w:eastAsia="宋体"/>
+          <w:sz w:val="18"/>
+        </w:rPr>
+        <w:t>链接:</w:t>
+      </w:r>
+      <w:hyperlink r:id="rId22">
+        <w:r>
+          <w:rPr>
+            <w:color w:val="0563C1"/>
+            <w:u w:val="single"/>
+          </w:rPr>
+          <w:t>华为 AI 眼镜获 HarmonyOS 6.0.0.159 SP5 升级：新增头动支付等功能，连续录像时长提升至 5 分钟</w:t>
         </w:r>
       </w:hyperlink>
     </w:p>
@@ -856,64 +805,13 @@
         </w:rPr>
         <w:t>链接:</w:t>
       </w:r>
-      <w:hyperlink r:id="rId24">
+      <w:hyperlink r:id="rId23">
         <w:r>
           <w:rPr>
             <w:color w:val="0563C1"/>
             <w:u w:val="single"/>
           </w:rPr>
           <w:t>Jailbreaking the Switch 2</w:t>
-        </w:r>
-      </w:hyperlink>
-    </w:p>
-    <w:p>
-      <w:pPr>
-        <w:pStyle w:val="Heading3"/>
-      </w:pPr>
-      <w:r>
-        <w:rPr>
-          <w:rFonts w:ascii="Times New Roman" w:hAnsi="Times New Roman" w:eastAsia="黑体"/>
-          <w:b w:val="0"/>
-          <w:color w:val="888888"/>
-          <w:sz w:val="24"/>
-        </w:rPr>
-        <w:t>【C级·参考】</w:t>
-      </w:r>
-      <w:r>
-        <w:rPr>
-          <w:rFonts w:ascii="Times New Roman" w:hAnsi="Times New Roman" w:eastAsia="黑体"/>
-          <w:b w:val="0"/>
-          <w:color w:val="888888"/>
-          <w:sz w:val="24"/>
-        </w:rPr>
-        <w:t>华为AI眼镜功能升级：支持停车场扫码支付、头动控制支付</w:t>
-      </w:r>
-    </w:p>
-    <w:p>
-      <w:r>
-        <w:rPr>
-          <w:rFonts w:ascii="Times New Roman" w:hAnsi="Times New Roman" w:eastAsia="宋体"/>
-          <w:color w:val="888888"/>
-          <w:sz w:val="18"/>
-        </w:rPr>
-        <w:t>来源:Bing新闻 | 时间:10-22 15:46</w:t>
-      </w:r>
-    </w:p>
-    <w:p>
-      <w:r>
-        <w:rPr>
-          <w:rFonts w:ascii="Times New Roman" w:hAnsi="Times New Roman" w:eastAsia="宋体"/>
-          <w:sz w:val="18"/>
-        </w:rPr>
-        <w:t>链接:</w:t>
-      </w:r>
-      <w:hyperlink r:id="rId25">
-        <w:r>
-          <w:rPr>
-            <w:color w:val="0563C1"/>
-            <w:u w:val="single"/>
-          </w:rPr>
-          <w:t>华为AI眼镜功能升级：支持停车场扫码支付、头动控制支付</w:t>
         </w:r>
       </w:hyperlink>
     </w:p>
@@ -958,7 +856,7 @@
         </w:rPr>
         <w:t>链接:</w:t>
       </w:r>
-      <w:hyperlink r:id="rId26">
+      <w:hyperlink r:id="rId24">
         <w:r>
           <w:rPr>
             <w:color w:val="0563C1"/>
@@ -967,18 +865,6 @@
           <w:t>端侧AI爆发前夜，巨头们把“赌注”押在智能眼镜上</w:t>
         </w:r>
       </w:hyperlink>
-    </w:p>
-    <w:p>
-      <w:pPr>
-        <w:pStyle w:val="Heading2"/>
-      </w:pPr>
-      <w:r>
-        <w:rPr>
-          <w:rFonts w:ascii="Times New Roman" w:hAnsi="Times New Roman" w:eastAsia="黑体"/>
-          <w:sz w:val="28"/>
-        </w:rPr>
-        <w:t>机器人/AI硬件</w:t>
-      </w:r>
     </w:p>
     <w:p>
       <w:pPr>
@@ -1000,7 +886,7 @@
           <w:color w:val="888888"/>
           <w:sz w:val="24"/>
         </w:rPr>
-        <w:t>叠纸不画饼：姚润昊机器人公司来了，纸片人老公真要“走出屏幕”？</w:t>
+        <w:t>极米一周“三连击”：AURA 3众筹23小时破1500万美元，AI眼镜开售、入股机器人公司</w:t>
       </w:r>
     </w:p>
     <w:p>
@@ -1010,7 +896,109 @@
           <w:color w:val="888888"/>
           <w:sz w:val="18"/>
         </w:rPr>
-        <w:t>来源:GameLook | 时间:10-23 10:40</w:t>
+        <w:t>来源:Bing新闻 | 时间:10-22 12:02</w:t>
+      </w:r>
+    </w:p>
+    <w:p>
+      <w:r>
+        <w:rPr>
+          <w:rFonts w:ascii="Times New Roman" w:hAnsi="Times New Roman" w:eastAsia="宋体"/>
+          <w:sz w:val="18"/>
+        </w:rPr>
+        <w:t>链接:</w:t>
+      </w:r>
+      <w:hyperlink r:id="rId25">
+        <w:r>
+          <w:rPr>
+            <w:color w:val="0563C1"/>
+            <w:u w:val="single"/>
+          </w:rPr>
+          <w:t>极米一周“三连击”：AURA 3众筹23小时破1500万美元，AI眼镜开售、入股机器人公司</w:t>
+        </w:r>
+      </w:hyperlink>
+    </w:p>
+    <w:p>
+      <w:pPr>
+        <w:pStyle w:val="Heading3"/>
+      </w:pPr>
+      <w:r>
+        <w:rPr>
+          <w:rFonts w:ascii="Times New Roman" w:hAnsi="Times New Roman" w:eastAsia="黑体"/>
+          <w:b w:val="0"/>
+          <w:color w:val="888888"/>
+          <w:sz w:val="24"/>
+        </w:rPr>
+        <w:t>【C级·参考】</w:t>
+      </w:r>
+      <w:r>
+        <w:rPr>
+          <w:rFonts w:ascii="Times New Roman" w:hAnsi="Times New Roman" w:eastAsia="黑体"/>
+          <w:b w:val="0"/>
+          <w:color w:val="888888"/>
+          <w:sz w:val="24"/>
+        </w:rPr>
+        <w:t>WorldTUI: I trained a 360M model to pretend to be a terminal</w:t>
+      </w:r>
+    </w:p>
+    <w:p>
+      <w:r>
+        <w:rPr>
+          <w:rFonts w:ascii="Times New Roman" w:hAnsi="Times New Roman" w:eastAsia="宋体"/>
+          <w:color w:val="888888"/>
+          <w:sz w:val="18"/>
+        </w:rPr>
+        <w:t>来源:Hacker News | 时间:10-22 10:18</w:t>
+      </w:r>
+    </w:p>
+    <w:p>
+      <w:r>
+        <w:rPr>
+          <w:rFonts w:ascii="Times New Roman" w:hAnsi="Times New Roman" w:eastAsia="宋体"/>
+          <w:sz w:val="18"/>
+        </w:rPr>
+        <w:t>链接:</w:t>
+      </w:r>
+      <w:hyperlink r:id="rId26">
+        <w:r>
+          <w:rPr>
+            <w:color w:val="0563C1"/>
+            <w:u w:val="single"/>
+          </w:rPr>
+          <w:t>WorldTUI: I trained a 360M model to pretend to be a terminal</w:t>
+        </w:r>
+      </w:hyperlink>
+    </w:p>
+    <w:p>
+      <w:pPr>
+        <w:pStyle w:val="Heading3"/>
+      </w:pPr>
+      <w:r>
+        <w:rPr>
+          <w:rFonts w:ascii="Times New Roman" w:hAnsi="Times New Roman" w:eastAsia="黑体"/>
+          <w:b w:val="0"/>
+          <w:color w:val="888888"/>
+          <w:sz w:val="24"/>
+        </w:rPr>
+        <w:t>【C级·参考】</w:t>
+      </w:r>
+      <w:r>
+        <w:rPr>
+          <w:rFonts w:ascii="Times New Roman" w:hAnsi="Times New Roman" w:eastAsia="黑体"/>
+          <w:b w:val="0"/>
+          <w:color w:val="888888"/>
+          <w:sz w:val="24"/>
+        </w:rPr>
+        <w:t>华为AI眼镜功能升级：支持停车场扫码支付、头动控制支付</w:t>
+      </w:r>
+    </w:p>
+    <w:p>
+      <w:r>
+        <w:rPr>
+          <w:rFonts w:ascii="Times New Roman" w:hAnsi="Times New Roman" w:eastAsia="宋体"/>
+          <w:color w:val="888888"/>
+          <w:sz w:val="18"/>
+        </w:rPr>
+        <w:t>来源:Bing新闻 | 时间:10-22 07:46</w:t>
       </w:r>
     </w:p>
     <w:p>
@@ -1027,9 +1015,123 @@
             <w:color w:val="0563C1"/>
             <w:u w:val="single"/>
           </w:rPr>
-          <w:t>叠纸不画饼：姚润昊机器人公司来了，纸片人老公真要“走出屏幕”？</w:t>
+          <w:t>华为AI眼镜功能升级：支持停车场扫码支付、头动控制支付</w:t>
         </w:r>
       </w:hyperlink>
+    </w:p>
+    <w:p>
+      <w:pPr>
+        <w:pStyle w:val="Heading3"/>
+      </w:pPr>
+      <w:r>
+        <w:rPr>
+          <w:rFonts w:ascii="Times New Roman" w:hAnsi="Times New Roman" w:eastAsia="黑体"/>
+          <w:b w:val="0"/>
+          <w:color w:val="888888"/>
+          <w:sz w:val="24"/>
+        </w:rPr>
+        <w:t>【C级·参考】</w:t>
+      </w:r>
+      <w:r>
+        <w:rPr>
+          <w:rFonts w:ascii="Times New Roman" w:hAnsi="Times New Roman" w:eastAsia="黑体"/>
+          <w:b w:val="0"/>
+          <w:color w:val="888888"/>
+          <w:sz w:val="24"/>
+        </w:rPr>
+        <w:t>撬开万亿 AI 硬件市场，一副普通眼镜刚刚好</w:t>
+      </w:r>
+    </w:p>
+    <w:p>
+      <w:r>
+        <w:rPr>
+          <w:rFonts w:ascii="Times New Roman" w:hAnsi="Times New Roman" w:eastAsia="宋体"/>
+          <w:color w:val="888888"/>
+          <w:sz w:val="18"/>
+        </w:rPr>
+        <w:t>来源:Bing新闻 | 时间:10-22 06:52</w:t>
+      </w:r>
+    </w:p>
+    <w:p>
+      <w:r>
+        <w:rPr>
+          <w:rFonts w:ascii="Times New Roman" w:hAnsi="Times New Roman" w:eastAsia="宋体"/>
+          <w:sz w:val="18"/>
+        </w:rPr>
+        <w:t>链接:</w:t>
+      </w:r>
+      <w:hyperlink r:id="rId28">
+        <w:r>
+          <w:rPr>
+            <w:color w:val="0563C1"/>
+            <w:u w:val="single"/>
+          </w:rPr>
+          <w:t>撬开万亿 AI 硬件市场，一副普通眼镜刚刚好</w:t>
+        </w:r>
+      </w:hyperlink>
+    </w:p>
+    <w:p>
+      <w:pPr>
+        <w:pStyle w:val="Heading3"/>
+      </w:pPr>
+      <w:r>
+        <w:rPr>
+          <w:rFonts w:ascii="Times New Roman" w:hAnsi="Times New Roman" w:eastAsia="黑体"/>
+          <w:b w:val="0"/>
+          <w:color w:val="888888"/>
+          <w:sz w:val="24"/>
+        </w:rPr>
+        <w:t>【C级·参考】</w:t>
+      </w:r>
+      <w:r>
+        <w:rPr>
+          <w:rFonts w:ascii="Times New Roman" w:hAnsi="Times New Roman" w:eastAsia="黑体"/>
+          <w:b w:val="0"/>
+          <w:color w:val="888888"/>
+          <w:sz w:val="24"/>
+        </w:rPr>
+        <w:t>智能眼镜的时尚化转向：AI技术正学会“隐形”</w:t>
+      </w:r>
+    </w:p>
+    <w:p>
+      <w:r>
+        <w:rPr>
+          <w:rFonts w:ascii="Times New Roman" w:hAnsi="Times New Roman" w:eastAsia="宋体"/>
+          <w:color w:val="888888"/>
+          <w:sz w:val="18"/>
+        </w:rPr>
+        <w:t>来源:Bing新闻 | 时间:10-22 01:17</w:t>
+      </w:r>
+    </w:p>
+    <w:p>
+      <w:r>
+        <w:rPr>
+          <w:rFonts w:ascii="Times New Roman" w:hAnsi="Times New Roman" w:eastAsia="宋体"/>
+          <w:sz w:val="18"/>
+        </w:rPr>
+        <w:t>链接:</w:t>
+      </w:r>
+      <w:hyperlink r:id="rId29">
+        <w:r>
+          <w:rPr>
+            <w:color w:val="0563C1"/>
+            <w:u w:val="single"/>
+          </w:rPr>
+          <w:t>智能眼镜的时尚化转向：AI技术正学会“隐形”</w:t>
+        </w:r>
+      </w:hyperlink>
+    </w:p>
+    <w:p>
+      <w:pPr>
+        <w:pStyle w:val="Heading2"/>
+      </w:pPr>
+      <w:r>
+        <w:rPr>
+          <w:rFonts w:ascii="Times New Roman" w:hAnsi="Times New Roman" w:eastAsia="黑体"/>
+          <w:sz w:val="28"/>
+        </w:rPr>
+        <w:t>机器人/AI硬件</w:t>
+      </w:r>
     </w:p>
     <w:p>
       <w:pPr>
@@ -1072,7 +1174,7 @@
         </w:rPr>
         <w:t>链接:</w:t>
       </w:r>
-      <w:hyperlink r:id="rId28">
+      <w:hyperlink r:id="rId30">
         <w:r>
           <w:rPr>
             <w:color w:val="0563C1"/>
@@ -1148,7 +1250,7 @@
           <w:color w:val="888888"/>
           <w:sz w:val="24"/>
         </w:rPr>
-        <w:t>PHP 高危漏洞波及多款游戏：《最终幻想 14》暂停登录，《赛马娘 Pretty Derby》紧急停机</w:t>
+        <w:t>复古游戏模拟器 Delta 2.0 上线：苹果 iPhone Duo 变身“掌上双屏游戏机”</w:t>
       </w:r>
     </w:p>
     <w:p>
@@ -1158,7 +1260,7 @@
           <w:color w:val="888888"/>
           <w:sz w:val="18"/>
         </w:rPr>
-        <w:t>来源:IT之家 | 时间:10-23 12:17</w:t>
+        <w:t>来源:IT之家 | 时间:10-23 13:47</w:t>
       </w:r>
     </w:p>
     <w:p>
@@ -1169,13 +1271,13 @@
         </w:rPr>
         <w:t>链接:</w:t>
       </w:r>
-      <w:hyperlink r:id="rId29">
+      <w:hyperlink r:id="rId31">
         <w:r>
           <w:rPr>
             <w:color w:val="0563C1"/>
             <w:u w:val="single"/>
           </w:rPr>
-          <w:t>PHP 高危漏洞波及多款游戏：《最终幻想 14》暂停登录，《赛马娘 Pretty Derby》紧急停机</w:t>
+          <w:t>复古游戏模拟器 Delta 2.0 上线：苹果 iPhone Duo 变身“掌上双屏游戏机”</w:t>
         </w:r>
       </w:hyperlink>
     </w:p>
@@ -1199,7 +1301,7 @@
           <w:color w:val="888888"/>
           <w:sz w:val="24"/>
         </w:rPr>
-        <w:t>游戏人诉苦：游戏收入56万美元，到手仅7.3万，“等于5年月薪8000”</w:t>
+        <w:t>受 PHP 漏洞影响，Sonos 音响官方 App 暂停国内网易云音乐、QQ 音乐、酷狗音乐、酷我音乐服务</w:t>
       </w:r>
     </w:p>
     <w:p>
@@ -1209,7 +1311,7 @@
           <w:color w:val="888888"/>
           <w:sz w:val="18"/>
         </w:rPr>
-        <w:t>来源:GameLook | 时间:10-23 11:49</w:t>
+        <w:t>来源:IT之家 | 时间:10-23 13:42</w:t>
       </w:r>
     </w:p>
     <w:p>
@@ -1220,13 +1322,13 @@
         </w:rPr>
         <w:t>链接:</w:t>
       </w:r>
-      <w:hyperlink r:id="rId30">
+      <w:hyperlink r:id="rId32">
         <w:r>
           <w:rPr>
             <w:color w:val="0563C1"/>
             <w:u w:val="single"/>
           </w:rPr>
-          <w:t>游戏人诉苦：游戏收入56万美元，到手仅7.3万，“等于5年月薪8000”</w:t>
+          <w:t>受 PHP 漏洞影响，Sonos 音响官方 App 暂停国内网易云音乐、QQ 音乐、酷狗音乐、酷我音乐服务</w:t>
         </w:r>
       </w:hyperlink>
     </w:p>
@@ -1250,7 +1352,7 @@
           <w:color w:val="888888"/>
           <w:sz w:val="24"/>
         </w:rPr>
-        <w:t>“没故事可讲”的游戏股，跌了一整年！</w:t>
+        <w:t>PHP 高危漏洞波及多款游戏：《最终幻想 14》暂停登录，《赛马娘 Pretty Derby》紧急停机</w:t>
       </w:r>
     </w:p>
     <w:p>
@@ -1260,7 +1362,7 @@
           <w:color w:val="888888"/>
           <w:sz w:val="18"/>
         </w:rPr>
-        <w:t>来源:GameLook | 时间:10-23 10:46</w:t>
+        <w:t>来源:IT之家 | 时间:10-23 12:17</w:t>
       </w:r>
     </w:p>
     <w:p>
@@ -1271,13 +1373,13 @@
         </w:rPr>
         <w:t>链接:</w:t>
       </w:r>
-      <w:hyperlink r:id="rId31">
+      <w:hyperlink r:id="rId33">
         <w:r>
           <w:rPr>
             <w:color w:val="0563C1"/>
             <w:u w:val="single"/>
           </w:rPr>
-          <w:t>“没故事可讲”的游戏股，跌了一整年！</w:t>
+          <w:t>PHP 高危漏洞波及多款游戏：《最终幻想 14》暂停登录，《赛马娘 Pretty Derby》紧急停机</w:t>
         </w:r>
       </w:hyperlink>
     </w:p>
@@ -1322,166 +1424,13 @@
         </w:rPr>
         <w:t>链接:</w:t>
       </w:r>
-      <w:hyperlink r:id="rId32">
+      <w:hyperlink r:id="rId34">
         <w:r>
           <w:rPr>
             <w:color w:val="0563C1"/>
             <w:u w:val="single"/>
           </w:rPr>
           <w:t>RTX 4070 测试帧率翻 7 倍：非官方 PC 移植《血源诅咒》游戏 1080P 突破 220 FPS</w:t>
-        </w:r>
-      </w:hyperlink>
-    </w:p>
-    <w:p>
-      <w:pPr>
-        <w:pStyle w:val="Heading3"/>
-      </w:pPr>
-      <w:r>
-        <w:rPr>
-          <w:rFonts w:ascii="Times New Roman" w:hAnsi="Times New Roman" w:eastAsia="黑体"/>
-          <w:b w:val="0"/>
-          <w:color w:val="888888"/>
-          <w:sz w:val="24"/>
-        </w:rPr>
-        <w:t>【C级·参考】</w:t>
-      </w:r>
-      <w:r>
-        <w:rPr>
-          <w:rFonts w:ascii="Times New Roman" w:hAnsi="Times New Roman" w:eastAsia="黑体"/>
-          <w:b w:val="0"/>
-          <w:color w:val="888888"/>
-          <w:sz w:val="24"/>
-        </w:rPr>
-        <w:t>情怀投资到期，米哈游不做脑机接口了？退出上海零唯一思</w:t>
-      </w:r>
-    </w:p>
-    <w:p>
-      <w:r>
-        <w:rPr>
-          <w:rFonts w:ascii="Times New Roman" w:hAnsi="Times New Roman" w:eastAsia="宋体"/>
-          <w:color w:val="888888"/>
-          <w:sz w:val="18"/>
-        </w:rPr>
-        <w:t>来源:GameLook | 时间:10-23 08:44</w:t>
-      </w:r>
-    </w:p>
-    <w:p>
-      <w:r>
-        <w:rPr>
-          <w:rFonts w:ascii="Times New Roman" w:hAnsi="Times New Roman" w:eastAsia="宋体"/>
-          <w:sz w:val="18"/>
-        </w:rPr>
-        <w:t>链接:</w:t>
-      </w:r>
-      <w:hyperlink r:id="rId33">
-        <w:r>
-          <w:rPr>
-            <w:color w:val="0563C1"/>
-            <w:u w:val="single"/>
-          </w:rPr>
-          <w:t>情怀投资到期，米哈游不做脑机接口了？退出上海零唯一思</w:t>
-        </w:r>
-      </w:hyperlink>
-    </w:p>
-    <w:p>
-      <w:pPr>
-        <w:pStyle w:val="Heading3"/>
-      </w:pPr>
-      <w:r>
-        <w:rPr>
-          <w:rFonts w:ascii="Times New Roman" w:hAnsi="Times New Roman" w:eastAsia="黑体"/>
-          <w:b w:val="0"/>
-          <w:color w:val="888888"/>
-          <w:sz w:val="24"/>
-        </w:rPr>
-        <w:t>【C级·参考】</w:t>
-      </w:r>
-      <w:r>
-        <w:rPr>
-          <w:rFonts w:ascii="Times New Roman" w:hAnsi="Times New Roman" w:eastAsia="黑体"/>
-          <w:b w:val="0"/>
-          <w:color w:val="888888"/>
-          <w:sz w:val="24"/>
-        </w:rPr>
-        <w:t>《无畏契约》冠军夜刀光落定，电竞之都上海带来别样秋日周末</w:t>
-      </w:r>
-    </w:p>
-    <w:p>
-      <w:r>
-        <w:rPr>
-          <w:rFonts w:ascii="Times New Roman" w:hAnsi="Times New Roman" w:eastAsia="宋体"/>
-          <w:color w:val="888888"/>
-          <w:sz w:val="18"/>
-        </w:rPr>
-        <w:t>来源:GameLook | 时间:10-22 12:48</w:t>
-      </w:r>
-    </w:p>
-    <w:p>
-      <w:r>
-        <w:rPr>
-          <w:rFonts w:ascii="Times New Roman" w:hAnsi="Times New Roman" w:eastAsia="宋体"/>
-          <w:sz w:val="18"/>
-        </w:rPr>
-        <w:t>链接:</w:t>
-      </w:r>
-      <w:hyperlink r:id="rId34">
-        <w:r>
-          <w:rPr>
-            <w:color w:val="0563C1"/>
-            <w:u w:val="single"/>
-          </w:rPr>
-          <w:t>《无畏契约》冠军夜刀光落定，电竞之都上海带来别样秋日周末</w:t>
-        </w:r>
-      </w:hyperlink>
-    </w:p>
-    <w:p>
-      <w:pPr>
-        <w:pStyle w:val="Heading3"/>
-      </w:pPr>
-      <w:r>
-        <w:rPr>
-          <w:rFonts w:ascii="Times New Roman" w:hAnsi="Times New Roman" w:eastAsia="黑体"/>
-          <w:b w:val="0"/>
-          <w:color w:val="888888"/>
-          <w:sz w:val="24"/>
-        </w:rPr>
-        <w:t>【C级·参考】</w:t>
-      </w:r>
-      <w:r>
-        <w:rPr>
-          <w:rFonts w:ascii="Times New Roman" w:hAnsi="Times New Roman" w:eastAsia="黑体"/>
-          <w:b w:val="0"/>
-          <w:color w:val="888888"/>
-          <w:sz w:val="24"/>
-        </w:rPr>
-        <w:t>不是二游！腾讯轻怪谈都市开放世界亮相，制作人来自网易？</w:t>
-      </w:r>
-    </w:p>
-    <w:p>
-      <w:r>
-        <w:rPr>
-          <w:rFonts w:ascii="Times New Roman" w:hAnsi="Times New Roman" w:eastAsia="宋体"/>
-          <w:color w:val="888888"/>
-          <w:sz w:val="18"/>
-        </w:rPr>
-        <w:t>来源:GameLook | 时间:10-22 09:50</w:t>
-      </w:r>
-    </w:p>
-    <w:p>
-      <w:r>
-        <w:rPr>
-          <w:rFonts w:ascii="Times New Roman" w:hAnsi="Times New Roman" w:eastAsia="宋体"/>
-          <w:sz w:val="18"/>
-        </w:rPr>
-        <w:t>链接:</w:t>
-      </w:r>
-      <w:hyperlink r:id="rId35">
-        <w:r>
-          <w:rPr>
-            <w:color w:val="0563C1"/>
-            <w:u w:val="single"/>
-          </w:rPr>
-          <w:t>不是二游！腾讯轻怪谈都市开放世界亮相，制作人来自网易？</w:t>
         </w:r>
       </w:hyperlink>
     </w:p>
@@ -1538,7 +1487,7 @@
         </w:rPr>
         <w:t>链接:</w:t>
       </w:r>
-      <w:hyperlink r:id="rId36">
+      <w:hyperlink r:id="rId35">
         <w:r>
           <w:rPr>
             <w:color w:val="0563C1"/>
@@ -1589,64 +1538,13 @@
         </w:rPr>
         <w:t>链接:</w:t>
       </w:r>
-      <w:hyperlink r:id="rId37">
+      <w:hyperlink r:id="rId36">
         <w:r>
           <w:rPr>
             <w:color w:val="0563C1"/>
             <w:u w:val="single"/>
           </w:rPr>
           <w:t>总台中国之声提醒：网传“家电国补正在退场”是假的</w:t>
-        </w:r>
-      </w:hyperlink>
-    </w:p>
-    <w:p>
-      <w:pPr>
-        <w:pStyle w:val="Heading3"/>
-      </w:pPr>
-      <w:r>
-        <w:rPr>
-          <w:rFonts w:ascii="Times New Roman" w:hAnsi="Times New Roman" w:eastAsia="黑体"/>
-          <w:b w:val="0"/>
-          <w:color w:val="888888"/>
-          <w:sz w:val="24"/>
-        </w:rPr>
-        <w:t>【C级·参考】</w:t>
-      </w:r>
-      <w:r>
-        <w:rPr>
-          <w:rFonts w:ascii="Times New Roman" w:hAnsi="Times New Roman" w:eastAsia="黑体"/>
-          <w:b w:val="0"/>
-          <w:color w:val="888888"/>
-          <w:sz w:val="24"/>
-        </w:rPr>
-        <w:t>32kPa 大吸力 + 110℃ 烘干：石头 A30 Pro 3.0 洗地机 1492 元国补新低</w:t>
-      </w:r>
-    </w:p>
-    <w:p>
-      <w:r>
-        <w:rPr>
-          <w:rFonts w:ascii="Times New Roman" w:hAnsi="Times New Roman" w:eastAsia="宋体"/>
-          <w:color w:val="888888"/>
-          <w:sz w:val="18"/>
-        </w:rPr>
-        <w:t>来源:IT之家 | 时间:10-23 09:29</w:t>
-      </w:r>
-    </w:p>
-    <w:p>
-      <w:r>
-        <w:rPr>
-          <w:rFonts w:ascii="Times New Roman" w:hAnsi="Times New Roman" w:eastAsia="宋体"/>
-          <w:sz w:val="18"/>
-        </w:rPr>
-        <w:t>链接:</w:t>
-      </w:r>
-      <w:hyperlink r:id="rId38">
-        <w:r>
-          <w:rPr>
-            <w:color w:val="0563C1"/>
-            <w:u w:val="single"/>
-          </w:rPr>
-          <w:t>32kPa 大吸力 + 110℃ 烘干：石头 A30 Pro 3.0 洗地机 1492 元国补新低</w:t>
         </w:r>
       </w:hyperlink>
     </w:p>
@@ -1676,7 +1574,7 @@
           <w:rFonts w:ascii="Times New Roman" w:hAnsi="Times New Roman" w:eastAsia="宋体"/>
           <w:sz w:val="18"/>
         </w:rPr>
-        <w:t>IT之家(60)、GameLook(15)、HackerNews(6)、Bing新闻(7)</w:t>
+        <w:t>IT之家(60)、HackerNews(8)、Bing新闻(9)</w:t>
       </w:r>
     </w:p>
     <w:p>
@@ -1693,7 +1591,7 @@
           <w:rFonts w:ascii="Times New Roman" w:hAnsi="Times New Roman" w:eastAsia="宋体"/>
           <w:sz w:val="18"/>
         </w:rPr>
-        <w:t>36氪(no entries)</w:t>
+        <w:t>36氪(no entries)、GameLook(HTTP 502)</w:t>
       </w:r>
     </w:p>
     <w:p>

--- a/briefings/线口监测午报-2026-10-23.docx
+++ b/briefings/线口监测午报-2026-10-23.docx
@@ -22,7 +22,7 @@
           <w:color w:val="888888"/>
           <w:sz w:val="18"/>
         </w:rPr>
-        <w:t>监测窗口:近48小时 | 生成时间:2026-10-23 14:03</w:t>
+        <w:t>监测窗口:近48小时 | 生成时间:2026-10-23 20:34</w:t>
       </w:r>
     </w:p>
     <w:p>
@@ -70,7 +70,7 @@
           <w:color w:val="888888"/>
           <w:sz w:val="24"/>
         </w:rPr>
-        <w:t>Counterpoint：2026 年 Q3 印度智能手机出货量跌至十年来最低水平，印度国产品牌 Ai+ 异军突起销量飙升 306%</w:t>
+        <w:t>iPhone 17 Pro 京东 7458 元国补直降，AirPods 5 限时 755 元探底继续</w:t>
       </w:r>
     </w:p>
     <w:p>
@@ -80,7 +80,7 @@
           <w:color w:val="888888"/>
           <w:sz w:val="18"/>
         </w:rPr>
-        <w:t>来源:IT之家 | 时间:10-23 12:55</w:t>
+        <w:t>来源:IT之家 | 时间:10-23 18:59</w:t>
       </w:r>
     </w:p>
     <w:p>
@@ -97,7 +97,7 @@
             <w:color w:val="0563C1"/>
             <w:u w:val="single"/>
           </w:rPr>
-          <w:t>Counterpoint：2026 年 Q3 印度智能手机出货量跌至十年来最低水平，印度国产品牌 Ai+ 异军突起销量飙升 306%</w:t>
+          <w:t>iPhone 17 Pro 京东 7458 元国补直降，AirPods 5 限时 755 元探底继续</w:t>
         </w:r>
       </w:hyperlink>
     </w:p>
@@ -121,7 +121,7 @@
           <w:color w:val="888888"/>
           <w:sz w:val="24"/>
         </w:rPr>
-        <w:t>要帮车企跟上中国同行进度，日本创企 EpicAI 拟用 AI 加速车辆设计评审</w:t>
+        <w:t>美国拟向 4 家企业提供最高 3.89 亿美元半导体研发资金，核聚变与 AI 数据中心成重点</w:t>
       </w:r>
     </w:p>
     <w:p>
@@ -131,7 +131,7 @@
           <w:color w:val="888888"/>
           <w:sz w:val="18"/>
         </w:rPr>
-        <w:t>来源:IT之家 | 时间:10-23 12:04</w:t>
+        <w:t>来源:IT之家 | 时间:10-23 17:46</w:t>
       </w:r>
     </w:p>
     <w:p>
@@ -148,7 +148,7 @@
             <w:color w:val="0563C1"/>
             <w:u w:val="single"/>
           </w:rPr>
-          <w:t>要帮车企跟上中国同行进度，日本创企 EpicAI 拟用 AI 加速车辆设计评审</w:t>
+          <w:t>美国拟向 4 家企业提供最高 3.89 亿美元半导体研发资金，核聚变与 AI 数据中心成重点</w:t>
         </w:r>
       </w:hyperlink>
     </w:p>
@@ -172,7 +172,7 @@
           <w:color w:val="888888"/>
           <w:sz w:val="24"/>
         </w:rPr>
-        <w:t>报告称 2026 年国内大模型均价翻倍，每秒吞吐量也翻倍</w:t>
+        <w:t>国内首部 AI 院线长片《三星堆：未来往事》上映，首日票房超 12.5 万元</w:t>
       </w:r>
     </w:p>
     <w:p>
@@ -182,7 +182,7 @@
           <w:color w:val="888888"/>
           <w:sz w:val="18"/>
         </w:rPr>
-        <w:t>来源:IT之家 | 时间:10-23 11:51</w:t>
+        <w:t>来源:IT之家 | 时间:10-23 17:20</w:t>
       </w:r>
     </w:p>
     <w:p>
@@ -199,7 +199,7 @@
             <w:color w:val="0563C1"/>
             <w:u w:val="single"/>
           </w:rPr>
-          <w:t>报告称 2026 年国内大模型均价翻倍，每秒吞吐量也翻倍</w:t>
+          <w:t>国内首部 AI 院线长片《三星堆：未来往事》上映，首日票房超 12.5 万元</w:t>
         </w:r>
       </w:hyperlink>
     </w:p>
@@ -223,7 +223,7 @@
           <w:color w:val="888888"/>
           <w:sz w:val="24"/>
         </w:rPr>
-        <w:t>DeepSeek 完成千亿元人民币新一轮融资，消息称“联想系”投资者入局</w:t>
+        <w:t>富士胶片、GE 医疗等五方携手，合作开发 2nm 医疗影像低功耗 AI 推理芯片</w:t>
       </w:r>
     </w:p>
     <w:p>
@@ -233,7 +233,7 @@
           <w:color w:val="888888"/>
           <w:sz w:val="18"/>
         </w:rPr>
-        <w:t>来源:IT之家 | 时间:10-23 11:50</w:t>
+        <w:t>来源:IT之家 | 时间:10-23 16:59</w:t>
       </w:r>
     </w:p>
     <w:p>
@@ -250,7 +250,7 @@
             <w:color w:val="0563C1"/>
             <w:u w:val="single"/>
           </w:rPr>
-          <w:t>DeepSeek 完成千亿元人民币新一轮融资，消息称“联想系”投资者入局</w:t>
+          <w:t>富士胶片、GE 医疗等五方携手，合作开发 2nm 医疗影像低功耗 AI 推理芯片</w:t>
         </w:r>
       </w:hyperlink>
     </w:p>
@@ -274,7 +274,7 @@
           <w:color w:val="888888"/>
           <w:sz w:val="24"/>
         </w:rPr>
-        <w:t>不录屏的 Recall：微软测试 Pantheon 新 AI 应用，定位 Win11 的“第二大脑”</w:t>
+        <w:t>月之暗面公布 Kimi K3.1 预热视频，发布日期暂未官宣</w:t>
       </w:r>
     </w:p>
     <w:p>
@@ -284,7 +284,7 @@
           <w:color w:val="888888"/>
           <w:sz w:val="18"/>
         </w:rPr>
-        <w:t>来源:IT之家 | 时间:10-23 11:44</w:t>
+        <w:t>来源:IT之家 | 时间:10-23 16:43</w:t>
       </w:r>
     </w:p>
     <w:p>
@@ -301,7 +301,7 @@
             <w:color w:val="0563C1"/>
             <w:u w:val="single"/>
           </w:rPr>
-          <w:t>不录屏的 Recall：微软测试 Pantheon 新 AI 应用，定位 Win11 的“第二大脑”</w:t>
+          <w:t>月之暗面公布 Kimi K3.1 预热视频，发布日期暂未官宣</w:t>
         </w:r>
       </w:hyperlink>
     </w:p>
@@ -325,7 +325,7 @@
           <w:color w:val="888888"/>
           <w:sz w:val="24"/>
         </w:rPr>
-        <w:t>谷歌推出 ACE 服务：为 AI 智能体配“独立工位”，空闲时自动下班 / 唤醒不到 500 毫秒</w:t>
+        <w:t>日本数字厅旗下部分利用 AI 搭建的网站遭黑客入侵，超 1.3 万条隐私信息泄露</w:t>
       </w:r>
     </w:p>
     <w:p>
@@ -335,7 +335,7 @@
           <w:color w:val="888888"/>
           <w:sz w:val="18"/>
         </w:rPr>
-        <w:t>来源:IT之家 | 时间:10-23 10:55</w:t>
+        <w:t>来源:IT之家 | 时间:10-23 16:31</w:t>
       </w:r>
     </w:p>
     <w:p>
@@ -352,7 +352,7 @@
             <w:color w:val="0563C1"/>
             <w:u w:val="single"/>
           </w:rPr>
-          <w:t>谷歌推出 ACE 服务：为 AI 智能体配“独立工位”，空闲时自动下班 / 唤醒不到 500 毫秒</w:t>
+          <w:t>日本数字厅旗下部分利用 AI 搭建的网站遭黑客入侵，超 1.3 万条隐私信息泄露</w:t>
         </w:r>
       </w:hyperlink>
     </w:p>
@@ -376,7 +376,7 @@
           <w:color w:val="888888"/>
           <w:sz w:val="24"/>
         </w:rPr>
-        <w:t>Railpass</w:t>
+        <w:t>硬氪首发丨理想AI眼镜操盘手开启儿童硬件创业，获数千万元天使轮融资</w:t>
       </w:r>
     </w:p>
     <w:p>
@@ -386,7 +386,7 @@
           <w:color w:val="888888"/>
           <w:sz w:val="18"/>
         </w:rPr>
-        <w:t>来源:Hacker News | 时间:10-23 05:38</w:t>
+        <w:t>来源:Bing新闻 | 时间:10-23 11:41</w:t>
       </w:r>
     </w:p>
     <w:p>
@@ -403,7 +403,7 @@
             <w:color w:val="0563C1"/>
             <w:u w:val="single"/>
           </w:rPr>
-          <w:t>Railpass</w:t>
+          <w:t>硬氪首发丨理想AI眼镜操盘手开启儿童硬件创业，获数千万元天使轮融资</w:t>
         </w:r>
       </w:hyperlink>
     </w:p>
@@ -427,7 +427,7 @@
           <w:color w:val="888888"/>
           <w:sz w:val="24"/>
         </w:rPr>
-        <w:t>AI and the Enclosure of the Scientific Commons</w:t>
+        <w:t>1人4小时开发，“AI投胎人生模拟游戏”火了！</w:t>
       </w:r>
     </w:p>
     <w:p>
@@ -437,7 +437,7 @@
           <w:color w:val="888888"/>
           <w:sz w:val="18"/>
         </w:rPr>
-        <w:t>来源:Hacker News | 时间:10-23 02:28</w:t>
+        <w:t>来源:GameLook | 时间:10-23 10:46</w:t>
       </w:r>
     </w:p>
     <w:p>
@@ -454,7 +454,262 @@
             <w:color w:val="0563C1"/>
             <w:u w:val="single"/>
           </w:rPr>
-          <w:t>AI and the Enclosure of the Scientific Commons</w:t>
+          <w:t>1人4小时开发，“AI投胎人生模拟游戏”火了！</w:t>
+        </w:r>
+      </w:hyperlink>
+    </w:p>
+    <w:p>
+      <w:pPr>
+        <w:pStyle w:val="Heading3"/>
+      </w:pPr>
+      <w:r>
+        <w:rPr>
+          <w:rFonts w:ascii="Times New Roman" w:hAnsi="Times New Roman" w:eastAsia="黑体"/>
+          <w:b w:val="0"/>
+          <w:color w:val="888888"/>
+          <w:sz w:val="24"/>
+        </w:rPr>
+        <w:t>【C级·参考】</w:t>
+      </w:r>
+      <w:r>
+        <w:rPr>
+          <w:rFonts w:ascii="Times New Roman" w:hAnsi="Times New Roman" w:eastAsia="黑体"/>
+          <w:b w:val="0"/>
+          <w:color w:val="888888"/>
+          <w:sz w:val="24"/>
+        </w:rPr>
+        <w:t>华为AI眼镜升级：停车场扫码支付来了，头一歪就能付钱</w:t>
+      </w:r>
+    </w:p>
+    <w:p>
+      <w:r>
+        <w:rPr>
+          <w:rFonts w:ascii="Times New Roman" w:hAnsi="Times New Roman" w:eastAsia="宋体"/>
+          <w:color w:val="888888"/>
+          <w:sz w:val="18"/>
+        </w:rPr>
+        <w:t>来源:Bing新闻 | 时间:10-23 10:39</w:t>
+      </w:r>
+    </w:p>
+    <w:p>
+      <w:r>
+        <w:rPr>
+          <w:rFonts w:ascii="Times New Roman" w:hAnsi="Times New Roman" w:eastAsia="宋体"/>
+          <w:sz w:val="18"/>
+        </w:rPr>
+        <w:t>链接:</w:t>
+      </w:r>
+      <w:hyperlink r:id="rId17">
+        <w:r>
+          <w:rPr>
+            <w:color w:val="0563C1"/>
+            <w:u w:val="single"/>
+          </w:rPr>
+          <w:t>华为AI眼镜升级：停车场扫码支付来了，头一歪就能付钱</w:t>
+        </w:r>
+      </w:hyperlink>
+    </w:p>
+    <w:p>
+      <w:pPr>
+        <w:pStyle w:val="Heading3"/>
+      </w:pPr>
+      <w:r>
+        <w:rPr>
+          <w:rFonts w:ascii="Times New Roman" w:hAnsi="Times New Roman" w:eastAsia="黑体"/>
+          <w:b w:val="0"/>
+          <w:color w:val="888888"/>
+          <w:sz w:val="24"/>
+        </w:rPr>
+        <w:t>【C级·参考】</w:t>
+      </w:r>
+      <w:r>
+        <w:rPr>
+          <w:rFonts w:ascii="Times New Roman" w:hAnsi="Times New Roman" w:eastAsia="黑体"/>
+          <w:b w:val="0"/>
+          <w:color w:val="888888"/>
+          <w:sz w:val="24"/>
+        </w:rPr>
+        <w:t>94%游戏工作室表态：“都在用AI，但都没用深”</w:t>
+      </w:r>
+    </w:p>
+    <w:p>
+      <w:r>
+        <w:rPr>
+          <w:rFonts w:ascii="Times New Roman" w:hAnsi="Times New Roman" w:eastAsia="宋体"/>
+          <w:color w:val="888888"/>
+          <w:sz w:val="18"/>
+        </w:rPr>
+        <w:t>来源:GameLook | 时间:10-23 07:49</w:t>
+      </w:r>
+    </w:p>
+    <w:p>
+      <w:r>
+        <w:rPr>
+          <w:rFonts w:ascii="Times New Roman" w:hAnsi="Times New Roman" w:eastAsia="宋体"/>
+          <w:sz w:val="18"/>
+        </w:rPr>
+        <w:t>链接:</w:t>
+      </w:r>
+      <w:hyperlink r:id="rId18">
+        <w:r>
+          <w:rPr>
+            <w:color w:val="0563C1"/>
+            <w:u w:val="single"/>
+          </w:rPr>
+          <w:t>94%游戏工作室表态：“都在用AI，但都没用深”</w:t>
+        </w:r>
+      </w:hyperlink>
+    </w:p>
+    <w:p>
+      <w:pPr>
+        <w:pStyle w:val="Heading3"/>
+      </w:pPr>
+      <w:r>
+        <w:rPr>
+          <w:rFonts w:ascii="Times New Roman" w:hAnsi="Times New Roman" w:eastAsia="黑体"/>
+          <w:b w:val="0"/>
+          <w:color w:val="888888"/>
+          <w:sz w:val="24"/>
+        </w:rPr>
+        <w:t>【C级·参考】</w:t>
+      </w:r>
+      <w:r>
+        <w:rPr>
+          <w:rFonts w:ascii="Times New Roman" w:hAnsi="Times New Roman" w:eastAsia="黑体"/>
+          <w:b w:val="0"/>
+          <w:color w:val="888888"/>
+          <w:sz w:val="24"/>
+        </w:rPr>
+        <w:t>AI眼镜悄然布局香港 国产品牌最受捧？</w:t>
+      </w:r>
+    </w:p>
+    <w:p>
+      <w:r>
+        <w:rPr>
+          <w:rFonts w:ascii="Times New Roman" w:hAnsi="Times New Roman" w:eastAsia="宋体"/>
+          <w:color w:val="888888"/>
+          <w:sz w:val="18"/>
+        </w:rPr>
+        <w:t>来源:Bing新闻 | 时间:10-23 05:37</w:t>
+      </w:r>
+    </w:p>
+    <w:p>
+      <w:r>
+        <w:rPr>
+          <w:rFonts w:ascii="Times New Roman" w:hAnsi="Times New Roman" w:eastAsia="宋体"/>
+          <w:sz w:val="18"/>
+        </w:rPr>
+        <w:t>链接:</w:t>
+      </w:r>
+      <w:hyperlink r:id="rId19">
+        <w:r>
+          <w:rPr>
+            <w:color w:val="0563C1"/>
+            <w:u w:val="single"/>
+          </w:rPr>
+          <w:t>AI眼镜悄然布局香港 国产品牌最受捧？</w:t>
+        </w:r>
+      </w:hyperlink>
+    </w:p>
+    <w:p>
+      <w:pPr>
+        <w:pStyle w:val="Heading3"/>
+      </w:pPr>
+      <w:r>
+        <w:rPr>
+          <w:rFonts w:ascii="Times New Roman" w:hAnsi="Times New Roman" w:eastAsia="黑体"/>
+          <w:b w:val="0"/>
+          <w:color w:val="888888"/>
+          <w:sz w:val="24"/>
+        </w:rPr>
+        <w:t>【C级·参考】</w:t>
+      </w:r>
+      <w:r>
+        <w:rPr>
+          <w:rFonts w:ascii="Times New Roman" w:hAnsi="Times New Roman" w:eastAsia="黑体"/>
+          <w:b w:val="0"/>
+          <w:color w:val="888888"/>
+          <w:sz w:val="24"/>
+        </w:rPr>
+        <w:t>Ask HN: If the models are so good, why doesn't OpenAI just start 100 companies?</w:t>
+      </w:r>
+    </w:p>
+    <w:p>
+      <w:r>
+        <w:rPr>
+          <w:rFonts w:ascii="Times New Roman" w:hAnsi="Times New Roman" w:eastAsia="宋体"/>
+          <w:color w:val="888888"/>
+          <w:sz w:val="18"/>
+        </w:rPr>
+        <w:t>来源:Hacker News | 时间:10-23 05:03</w:t>
+      </w:r>
+    </w:p>
+    <w:p>
+      <w:r>
+        <w:rPr>
+          <w:rFonts w:ascii="Times New Roman" w:hAnsi="Times New Roman" w:eastAsia="宋体"/>
+          <w:sz w:val="18"/>
+        </w:rPr>
+        <w:t>链接:</w:t>
+      </w:r>
+      <w:hyperlink r:id="rId20">
+        <w:r>
+          <w:rPr>
+            <w:color w:val="0563C1"/>
+            <w:u w:val="single"/>
+          </w:rPr>
+          <w:t>Ask HN: If the models are so good, why doesn't OpenAI just start 100 companies?</w:t>
+        </w:r>
+      </w:hyperlink>
+    </w:p>
+    <w:p>
+      <w:pPr>
+        <w:pStyle w:val="Heading3"/>
+      </w:pPr>
+      <w:r>
+        <w:rPr>
+          <w:rFonts w:ascii="Times New Roman" w:hAnsi="Times New Roman" w:eastAsia="黑体"/>
+          <w:b w:val="0"/>
+          <w:color w:val="888888"/>
+          <w:sz w:val="24"/>
+        </w:rPr>
+        <w:t>【C级·参考】</w:t>
+      </w:r>
+      <w:r>
+        <w:rPr>
+          <w:rFonts w:ascii="Times New Roman" w:hAnsi="Times New Roman" w:eastAsia="黑体"/>
+          <w:b w:val="0"/>
+          <w:color w:val="888888"/>
+          <w:sz w:val="24"/>
+        </w:rPr>
+        <w:t>线上转战线下，AI 眼镜开打「巷战」</w:t>
+      </w:r>
+    </w:p>
+    <w:p>
+      <w:r>
+        <w:rPr>
+          <w:rFonts w:ascii="Times New Roman" w:hAnsi="Times New Roman" w:eastAsia="宋体"/>
+          <w:color w:val="888888"/>
+          <w:sz w:val="18"/>
+        </w:rPr>
+        <w:t>来源:Bing新闻 | 时间:10-23 03:42</w:t>
+      </w:r>
+    </w:p>
+    <w:p>
+      <w:r>
+        <w:rPr>
+          <w:rFonts w:ascii="Times New Roman" w:hAnsi="Times New Roman" w:eastAsia="宋体"/>
+          <w:sz w:val="18"/>
+        </w:rPr>
+        <w:t>链接:</w:t>
+      </w:r>
+      <w:hyperlink r:id="rId21">
+        <w:r>
+          <w:rPr>
+            <w:color w:val="0563C1"/>
+            <w:u w:val="single"/>
+          </w:rPr>
+          <w:t>线上转战线下，AI 眼镜开打「巷战」</w:t>
         </w:r>
       </w:hyperlink>
     </w:p>
@@ -499,13 +754,64 @@
         </w:rPr>
         <w:t>链接:</w:t>
       </w:r>
-      <w:hyperlink r:id="rId17">
+      <w:hyperlink r:id="rId22">
         <w:r>
           <w:rPr>
             <w:color w:val="0563C1"/>
             <w:u w:val="single"/>
           </w:rPr>
           <w:t>OpenShell – A safe, private runtime for fleets of autonomous AI agents</w:t>
+        </w:r>
+      </w:hyperlink>
+    </w:p>
+    <w:p>
+      <w:pPr>
+        <w:pStyle w:val="Heading3"/>
+      </w:pPr>
+      <w:r>
+        <w:rPr>
+          <w:rFonts w:ascii="Times New Roman" w:hAnsi="Times New Roman" w:eastAsia="黑体"/>
+          <w:b w:val="0"/>
+          <w:color w:val="888888"/>
+          <w:sz w:val="24"/>
+        </w:rPr>
+        <w:t>【C级·参考】</w:t>
+      </w:r>
+      <w:r>
+        <w:rPr>
+          <w:rFonts w:ascii="Times New Roman" w:hAnsi="Times New Roman" w:eastAsia="黑体"/>
+          <w:b w:val="0"/>
+          <w:color w:val="888888"/>
+          <w:sz w:val="24"/>
+        </w:rPr>
+        <w:t>千万级天使轮、估值过亿：Moonix（月刻）凭什么成为AI眼镜赛道的黑马？</w:t>
+      </w:r>
+    </w:p>
+    <w:p>
+      <w:r>
+        <w:rPr>
+          <w:rFonts w:ascii="Times New Roman" w:hAnsi="Times New Roman" w:eastAsia="宋体"/>
+          <w:color w:val="888888"/>
+          <w:sz w:val="18"/>
+        </w:rPr>
+        <w:t>来源:Bing新闻 | 时间:10-23 01:13</w:t>
+      </w:r>
+    </w:p>
+    <w:p>
+      <w:r>
+        <w:rPr>
+          <w:rFonts w:ascii="Times New Roman" w:hAnsi="Times New Roman" w:eastAsia="宋体"/>
+          <w:sz w:val="18"/>
+        </w:rPr>
+        <w:t>链接:</w:t>
+      </w:r>
+      <w:hyperlink r:id="rId23">
+        <w:r>
+          <w:rPr>
+            <w:color w:val="0563C1"/>
+            <w:u w:val="single"/>
+          </w:rPr>
+          <w:t>千万级天使轮、估值过亿：Moonix（月刻）凭什么成为AI眼镜赛道的黑马？</w:t>
         </w:r>
       </w:hyperlink>
     </w:p>
@@ -550,7 +856,7 @@
         </w:rPr>
         <w:t>链接:</w:t>
       </w:r>
-      <w:hyperlink r:id="rId18">
+      <w:hyperlink r:id="rId24">
         <w:r>
           <w:rPr>
             <w:color w:val="0563C1"/>
@@ -601,7 +907,7 @@
         </w:rPr>
         <w:t>链接:</w:t>
       </w:r>
-      <w:hyperlink r:id="rId19">
+      <w:hyperlink r:id="rId25">
         <w:r>
           <w:rPr>
             <w:color w:val="0563C1"/>
@@ -631,7 +937,7 @@
           <w:color w:val="888888"/>
           <w:sz w:val="24"/>
         </w:rPr>
-        <w:t>硬氪首发丨理想AI眼镜操盘手开启儿童硬件创业，获数千万元天使轮融资</w:t>
+        <w:t>The alien space of science: Coherent but cognitively unavailable directions</w:t>
       </w:r>
     </w:p>
     <w:p>
@@ -641,7 +947,7 @@
           <w:color w:val="888888"/>
           <w:sz w:val="18"/>
         </w:rPr>
-        <w:t>来源:Bing新闻 | 时间:10-22 21:41</w:t>
+        <w:t>来源:Hacker News | 时间:10-22 21:25</w:t>
       </w:r>
     </w:p>
     <w:p>
@@ -652,64 +958,13 @@
         </w:rPr>
         <w:t>链接:</w:t>
       </w:r>
-      <w:hyperlink r:id="rId20">
+      <w:hyperlink r:id="rId26">
         <w:r>
           <w:rPr>
             <w:color w:val="0563C1"/>
             <w:u w:val="single"/>
           </w:rPr>
-          <w:t>硬氪首发丨理想AI眼镜操盘手开启儿童硬件创业，获数千万元天使轮融资</w:t>
-        </w:r>
-      </w:hyperlink>
-    </w:p>
-    <w:p>
-      <w:pPr>
-        <w:pStyle w:val="Heading3"/>
-      </w:pPr>
-      <w:r>
-        <w:rPr>
-          <w:rFonts w:ascii="Times New Roman" w:hAnsi="Times New Roman" w:eastAsia="黑体"/>
-          <w:b w:val="0"/>
-          <w:color w:val="888888"/>
-          <w:sz w:val="24"/>
-        </w:rPr>
-        <w:t>【C级·参考】</w:t>
-      </w:r>
-      <w:r>
-        <w:rPr>
-          <w:rFonts w:ascii="Times New Roman" w:hAnsi="Times New Roman" w:eastAsia="黑体"/>
-          <w:b w:val="0"/>
-          <w:color w:val="888888"/>
-          <w:sz w:val="24"/>
-        </w:rPr>
-        <w:t>千问AI硬件：一副眼镜的「越界」，与一个Agent的野心</w:t>
-      </w:r>
-    </w:p>
-    <w:p>
-      <w:r>
-        <w:rPr>
-          <w:rFonts w:ascii="Times New Roman" w:hAnsi="Times New Roman" w:eastAsia="宋体"/>
-          <w:color w:val="888888"/>
-          <w:sz w:val="18"/>
-        </w:rPr>
-        <w:t>来源:Bing新闻 | 时间:10-22 17:14</w:t>
-      </w:r>
-    </w:p>
-    <w:p>
-      <w:r>
-        <w:rPr>
-          <w:rFonts w:ascii="Times New Roman" w:hAnsi="Times New Roman" w:eastAsia="宋体"/>
-          <w:sz w:val="18"/>
-        </w:rPr>
-        <w:t>链接:</w:t>
-      </w:r>
-      <w:hyperlink r:id="rId21">
-        <w:r>
-          <w:rPr>
-            <w:color w:val="0563C1"/>
-            <w:u w:val="single"/>
-          </w:rPr>
-          <w:t>千问AI硬件：一副眼镜的「越界」，与一个Agent的野心</w:t>
+          <w:t>The alien space of science: Coherent but cognitively unavailable directions</w:t>
         </w:r>
       </w:hyperlink>
     </w:p>
@@ -754,166 +1009,13 @@
         </w:rPr>
         <w:t>链接:</w:t>
       </w:r>
-      <w:hyperlink r:id="rId22">
+      <w:hyperlink r:id="rId27">
         <w:r>
           <w:rPr>
             <w:color w:val="0563C1"/>
             <w:u w:val="single"/>
           </w:rPr>
           <w:t>华为 AI 眼镜获 HarmonyOS 6.0.0.159 SP5 升级：新增头动支付等功能，连续录像时长提升至 5 分钟</w:t>
-        </w:r>
-      </w:hyperlink>
-    </w:p>
-    <w:p>
-      <w:pPr>
-        <w:pStyle w:val="Heading3"/>
-      </w:pPr>
-      <w:r>
-        <w:rPr>
-          <w:rFonts w:ascii="Times New Roman" w:hAnsi="Times New Roman" w:eastAsia="黑体"/>
-          <w:b w:val="0"/>
-          <w:color w:val="888888"/>
-          <w:sz w:val="24"/>
-        </w:rPr>
-        <w:t>【C级·参考】</w:t>
-      </w:r>
-      <w:r>
-        <w:rPr>
-          <w:rFonts w:ascii="Times New Roman" w:hAnsi="Times New Roman" w:eastAsia="黑体"/>
-          <w:b w:val="0"/>
-          <w:color w:val="888888"/>
-          <w:sz w:val="24"/>
-        </w:rPr>
-        <w:t>Jailbreaking the Switch 2</w:t>
-      </w:r>
-    </w:p>
-    <w:p>
-      <w:r>
-        <w:rPr>
-          <w:rFonts w:ascii="Times New Roman" w:hAnsi="Times New Roman" w:eastAsia="宋体"/>
-          <w:color w:val="888888"/>
-          <w:sz w:val="18"/>
-        </w:rPr>
-        <w:t>来源:Hacker News | 时间:10-22 16:01</w:t>
-      </w:r>
-    </w:p>
-    <w:p>
-      <w:r>
-        <w:rPr>
-          <w:rFonts w:ascii="Times New Roman" w:hAnsi="Times New Roman" w:eastAsia="宋体"/>
-          <w:sz w:val="18"/>
-        </w:rPr>
-        <w:t>链接:</w:t>
-      </w:r>
-      <w:hyperlink r:id="rId23">
-        <w:r>
-          <w:rPr>
-            <w:color w:val="0563C1"/>
-            <w:u w:val="single"/>
-          </w:rPr>
-          <w:t>Jailbreaking the Switch 2</w:t>
-        </w:r>
-      </w:hyperlink>
-    </w:p>
-    <w:p>
-      <w:pPr>
-        <w:pStyle w:val="Heading3"/>
-      </w:pPr>
-      <w:r>
-        <w:rPr>
-          <w:rFonts w:ascii="Times New Roman" w:hAnsi="Times New Roman" w:eastAsia="黑体"/>
-          <w:b w:val="0"/>
-          <w:color w:val="888888"/>
-          <w:sz w:val="24"/>
-        </w:rPr>
-        <w:t>【C级·参考】</w:t>
-      </w:r>
-      <w:r>
-        <w:rPr>
-          <w:rFonts w:ascii="Times New Roman" w:hAnsi="Times New Roman" w:eastAsia="黑体"/>
-          <w:b w:val="0"/>
-          <w:color w:val="888888"/>
-          <w:sz w:val="24"/>
-        </w:rPr>
-        <w:t>端侧AI爆发前夜，巨头们把“赌注”押在智能眼镜上</w:t>
-      </w:r>
-    </w:p>
-    <w:p>
-      <w:r>
-        <w:rPr>
-          <w:rFonts w:ascii="Times New Roman" w:hAnsi="Times New Roman" w:eastAsia="宋体"/>
-          <w:color w:val="888888"/>
-          <w:sz w:val="18"/>
-        </w:rPr>
-        <w:t>来源:Bing新闻 | 时间:10-22 14:13</w:t>
-      </w:r>
-    </w:p>
-    <w:p>
-      <w:r>
-        <w:rPr>
-          <w:rFonts w:ascii="Times New Roman" w:hAnsi="Times New Roman" w:eastAsia="宋体"/>
-          <w:sz w:val="18"/>
-        </w:rPr>
-        <w:t>链接:</w:t>
-      </w:r>
-      <w:hyperlink r:id="rId24">
-        <w:r>
-          <w:rPr>
-            <w:color w:val="0563C1"/>
-            <w:u w:val="single"/>
-          </w:rPr>
-          <w:t>端侧AI爆发前夜，巨头们把“赌注”押在智能眼镜上</w:t>
-        </w:r>
-      </w:hyperlink>
-    </w:p>
-    <w:p>
-      <w:pPr>
-        <w:pStyle w:val="Heading3"/>
-      </w:pPr>
-      <w:r>
-        <w:rPr>
-          <w:rFonts w:ascii="Times New Roman" w:hAnsi="Times New Roman" w:eastAsia="黑体"/>
-          <w:b w:val="0"/>
-          <w:color w:val="888888"/>
-          <w:sz w:val="24"/>
-        </w:rPr>
-        <w:t>【C级·参考】</w:t>
-      </w:r>
-      <w:r>
-        <w:rPr>
-          <w:rFonts w:ascii="Times New Roman" w:hAnsi="Times New Roman" w:eastAsia="黑体"/>
-          <w:b w:val="0"/>
-          <w:color w:val="888888"/>
-          <w:sz w:val="24"/>
-        </w:rPr>
-        <w:t>极米一周“三连击”：AURA 3众筹23小时破1500万美元，AI眼镜开售、入股机器人公司</w:t>
-      </w:r>
-    </w:p>
-    <w:p>
-      <w:r>
-        <w:rPr>
-          <w:rFonts w:ascii="Times New Roman" w:hAnsi="Times New Roman" w:eastAsia="宋体"/>
-          <w:color w:val="888888"/>
-          <w:sz w:val="18"/>
-        </w:rPr>
-        <w:t>来源:Bing新闻 | 时间:10-22 12:02</w:t>
-      </w:r>
-    </w:p>
-    <w:p>
-      <w:r>
-        <w:rPr>
-          <w:rFonts w:ascii="Times New Roman" w:hAnsi="Times New Roman" w:eastAsia="宋体"/>
-          <w:sz w:val="18"/>
-        </w:rPr>
-        <w:t>链接:</w:t>
-      </w:r>
-      <w:hyperlink r:id="rId25">
-        <w:r>
-          <w:rPr>
-            <w:color w:val="0563C1"/>
-            <w:u w:val="single"/>
-          </w:rPr>
-          <w:t>极米一周“三连击”：AURA 3众筹23小时破1500万美元，AI眼镜开售、入股机器人公司</w:t>
         </w:r>
       </w:hyperlink>
     </w:p>
@@ -958,166 +1060,13 @@
         </w:rPr>
         <w:t>链接:</w:t>
       </w:r>
-      <w:hyperlink r:id="rId26">
+      <w:hyperlink r:id="rId28">
         <w:r>
           <w:rPr>
             <w:color w:val="0563C1"/>
             <w:u w:val="single"/>
           </w:rPr>
           <w:t>WorldTUI: I trained a 360M model to pretend to be a terminal</w:t>
-        </w:r>
-      </w:hyperlink>
-    </w:p>
-    <w:p>
-      <w:pPr>
-        <w:pStyle w:val="Heading3"/>
-      </w:pPr>
-      <w:r>
-        <w:rPr>
-          <w:rFonts w:ascii="Times New Roman" w:hAnsi="Times New Roman" w:eastAsia="黑体"/>
-          <w:b w:val="0"/>
-          <w:color w:val="888888"/>
-          <w:sz w:val="24"/>
-        </w:rPr>
-        <w:t>【C级·参考】</w:t>
-      </w:r>
-      <w:r>
-        <w:rPr>
-          <w:rFonts w:ascii="Times New Roman" w:hAnsi="Times New Roman" w:eastAsia="黑体"/>
-          <w:b w:val="0"/>
-          <w:color w:val="888888"/>
-          <w:sz w:val="24"/>
-        </w:rPr>
-        <w:t>华为AI眼镜功能升级：支持停车场扫码支付、头动控制支付</w:t>
-      </w:r>
-    </w:p>
-    <w:p>
-      <w:r>
-        <w:rPr>
-          <w:rFonts w:ascii="Times New Roman" w:hAnsi="Times New Roman" w:eastAsia="宋体"/>
-          <w:color w:val="888888"/>
-          <w:sz w:val="18"/>
-        </w:rPr>
-        <w:t>来源:Bing新闻 | 时间:10-22 07:46</w:t>
-      </w:r>
-    </w:p>
-    <w:p>
-      <w:r>
-        <w:rPr>
-          <w:rFonts w:ascii="Times New Roman" w:hAnsi="Times New Roman" w:eastAsia="宋体"/>
-          <w:sz w:val="18"/>
-        </w:rPr>
-        <w:t>链接:</w:t>
-      </w:r>
-      <w:hyperlink r:id="rId27">
-        <w:r>
-          <w:rPr>
-            <w:color w:val="0563C1"/>
-            <w:u w:val="single"/>
-          </w:rPr>
-          <w:t>华为AI眼镜功能升级：支持停车场扫码支付、头动控制支付</w:t>
-        </w:r>
-      </w:hyperlink>
-    </w:p>
-    <w:p>
-      <w:pPr>
-        <w:pStyle w:val="Heading3"/>
-      </w:pPr>
-      <w:r>
-        <w:rPr>
-          <w:rFonts w:ascii="Times New Roman" w:hAnsi="Times New Roman" w:eastAsia="黑体"/>
-          <w:b w:val="0"/>
-          <w:color w:val="888888"/>
-          <w:sz w:val="24"/>
-        </w:rPr>
-        <w:t>【C级·参考】</w:t>
-      </w:r>
-      <w:r>
-        <w:rPr>
-          <w:rFonts w:ascii="Times New Roman" w:hAnsi="Times New Roman" w:eastAsia="黑体"/>
-          <w:b w:val="0"/>
-          <w:color w:val="888888"/>
-          <w:sz w:val="24"/>
-        </w:rPr>
-        <w:t>撬开万亿 AI 硬件市场，一副普通眼镜刚刚好</w:t>
-      </w:r>
-    </w:p>
-    <w:p>
-      <w:r>
-        <w:rPr>
-          <w:rFonts w:ascii="Times New Roman" w:hAnsi="Times New Roman" w:eastAsia="宋体"/>
-          <w:color w:val="888888"/>
-          <w:sz w:val="18"/>
-        </w:rPr>
-        <w:t>来源:Bing新闻 | 时间:10-22 06:52</w:t>
-      </w:r>
-    </w:p>
-    <w:p>
-      <w:r>
-        <w:rPr>
-          <w:rFonts w:ascii="Times New Roman" w:hAnsi="Times New Roman" w:eastAsia="宋体"/>
-          <w:sz w:val="18"/>
-        </w:rPr>
-        <w:t>链接:</w:t>
-      </w:r>
-      <w:hyperlink r:id="rId28">
-        <w:r>
-          <w:rPr>
-            <w:color w:val="0563C1"/>
-            <w:u w:val="single"/>
-          </w:rPr>
-          <w:t>撬开万亿 AI 硬件市场，一副普通眼镜刚刚好</w:t>
-        </w:r>
-      </w:hyperlink>
-    </w:p>
-    <w:p>
-      <w:pPr>
-        <w:pStyle w:val="Heading3"/>
-      </w:pPr>
-      <w:r>
-        <w:rPr>
-          <w:rFonts w:ascii="Times New Roman" w:hAnsi="Times New Roman" w:eastAsia="黑体"/>
-          <w:b w:val="0"/>
-          <w:color w:val="888888"/>
-          <w:sz w:val="24"/>
-        </w:rPr>
-        <w:t>【C级·参考】</w:t>
-      </w:r>
-      <w:r>
-        <w:rPr>
-          <w:rFonts w:ascii="Times New Roman" w:hAnsi="Times New Roman" w:eastAsia="黑体"/>
-          <w:b w:val="0"/>
-          <w:color w:val="888888"/>
-          <w:sz w:val="24"/>
-        </w:rPr>
-        <w:t>智能眼镜的时尚化转向：AI技术正学会“隐形”</w:t>
-      </w:r>
-    </w:p>
-    <w:p>
-      <w:r>
-        <w:rPr>
-          <w:rFonts w:ascii="Times New Roman" w:hAnsi="Times New Roman" w:eastAsia="宋体"/>
-          <w:color w:val="888888"/>
-          <w:sz w:val="18"/>
-        </w:rPr>
-        <w:t>来源:Bing新闻 | 时间:10-22 01:17</w:t>
-      </w:r>
-    </w:p>
-    <w:p>
-      <w:r>
-        <w:rPr>
-          <w:rFonts w:ascii="Times New Roman" w:hAnsi="Times New Roman" w:eastAsia="宋体"/>
-          <w:sz w:val="18"/>
-        </w:rPr>
-        <w:t>链接:</w:t>
-      </w:r>
-      <w:hyperlink r:id="rId29">
-        <w:r>
-          <w:rPr>
-            <w:color w:val="0563C1"/>
-            <w:u w:val="single"/>
-          </w:rPr>
-          <w:t>智能眼镜的时尚化转向：AI技术正学会“隐形”</w:t>
         </w:r>
       </w:hyperlink>
     </w:p>
@@ -1144,6 +1093,57 @@
           <w:color w:val="888888"/>
           <w:sz w:val="24"/>
         </w:rPr>
+        <w:t>【C级·参考|本地】</w:t>
+      </w:r>
+      <w:r>
+        <w:rPr>
+          <w:rFonts w:ascii="Times New Roman" w:hAnsi="Times New Roman" w:eastAsia="黑体"/>
+          <w:b w:val="0"/>
+          <w:color w:val="888888"/>
+          <w:sz w:val="24"/>
+        </w:rPr>
+        <w:t>深圳将发布海洋标准体系建设指南、水下机器人标准体系</w:t>
+      </w:r>
+    </w:p>
+    <w:p>
+      <w:r>
+        <w:rPr>
+          <w:rFonts w:ascii="Times New Roman" w:hAnsi="Times New Roman" w:eastAsia="宋体"/>
+          <w:color w:val="888888"/>
+          <w:sz w:val="18"/>
+        </w:rPr>
+        <w:t>来源:IT之家 | 时间:10-23 17:44</w:t>
+      </w:r>
+    </w:p>
+    <w:p>
+      <w:r>
+        <w:rPr>
+          <w:rFonts w:ascii="Times New Roman" w:hAnsi="Times New Roman" w:eastAsia="宋体"/>
+          <w:sz w:val="18"/>
+        </w:rPr>
+        <w:t>链接:</w:t>
+      </w:r>
+      <w:hyperlink r:id="rId29">
+        <w:r>
+          <w:rPr>
+            <w:color w:val="0563C1"/>
+            <w:u w:val="single"/>
+          </w:rPr>
+          <w:t>深圳将发布海洋标准体系建设指南、水下机器人标准体系</w:t>
+        </w:r>
+      </w:hyperlink>
+    </w:p>
+    <w:p>
+      <w:pPr>
+        <w:pStyle w:val="Heading3"/>
+      </w:pPr>
+      <w:r>
+        <w:rPr>
+          <w:rFonts w:ascii="Times New Roman" w:hAnsi="Times New Roman" w:eastAsia="黑体"/>
+          <w:b w:val="0"/>
+          <w:color w:val="888888"/>
+          <w:sz w:val="24"/>
+        </w:rPr>
         <w:t>【C级·参考】</w:t>
       </w:r>
       <w:r>
@@ -1153,7 +1153,7 @@
           <w:color w:val="888888"/>
           <w:sz w:val="24"/>
         </w:rPr>
-        <w:t>商务部：前三季度重点平台外骨骼助力器销售额增长 46.4%，具身智能机器人增长 22.6%</w:t>
+        <w:t>叠纸不画饼：姚润昊机器人公司来了，纸片人老公真要“走出屏幕”？</w:t>
       </w:r>
     </w:p>
     <w:p>
@@ -1163,7 +1163,7 @@
           <w:color w:val="888888"/>
           <w:sz w:val="18"/>
         </w:rPr>
-        <w:t>来源:IT之家 | 时间:10-23 09:55</w:t>
+        <w:t>来源:GameLook | 时间:10-23 10:40</w:t>
       </w:r>
     </w:p>
     <w:p>
@@ -1180,7 +1180,7 @@
             <w:color w:val="0563C1"/>
             <w:u w:val="single"/>
           </w:rPr>
-          <w:t>商务部：前三季度重点平台外骨骼助力器销售额增长 46.4%，具身智能机器人增长 22.6%</w:t>
+          <w:t>叠纸不画饼：姚润昊机器人公司来了，纸片人老公真要“走出屏幕”？</w:t>
         </w:r>
       </w:hyperlink>
     </w:p>
@@ -1250,7 +1250,7 @@
           <w:color w:val="888888"/>
           <w:sz w:val="24"/>
         </w:rPr>
-        <w:t>复古游戏模拟器 Delta 2.0 上线：苹果 iPhone Duo 变身“掌上双屏游戏机”</w:t>
+        <w:t>游戏人诉苦：游戏收入56万美元，到手仅7.3万，“等于5年月薪8000”</w:t>
       </w:r>
     </w:p>
     <w:p>
@@ -1260,7 +1260,7 @@
           <w:color w:val="888888"/>
           <w:sz w:val="18"/>
         </w:rPr>
-        <w:t>来源:IT之家 | 时间:10-23 13:47</w:t>
+        <w:t>来源:GameLook | 时间:10-23 11:49</w:t>
       </w:r>
     </w:p>
     <w:p>
@@ -1277,7 +1277,7 @@
             <w:color w:val="0563C1"/>
             <w:u w:val="single"/>
           </w:rPr>
-          <w:t>复古游戏模拟器 Delta 2.0 上线：苹果 iPhone Duo 变身“掌上双屏游戏机”</w:t>
+          <w:t>游戏人诉苦：游戏收入56万美元，到手仅7.3万，“等于5年月薪8000”</w:t>
         </w:r>
       </w:hyperlink>
     </w:p>
@@ -1301,7 +1301,7 @@
           <w:color w:val="888888"/>
           <w:sz w:val="24"/>
         </w:rPr>
-        <w:t>受 PHP 漏洞影响，Sonos 音响官方 App 暂停国内网易云音乐、QQ 音乐、酷狗音乐、酷我音乐服务</w:t>
+        <w:t>“没故事可讲”的游戏股，跌了一整年！</w:t>
       </w:r>
     </w:p>
     <w:p>
@@ -1311,7 +1311,7 @@
           <w:color w:val="888888"/>
           <w:sz w:val="18"/>
         </w:rPr>
-        <w:t>来源:IT之家 | 时间:10-23 13:42</w:t>
+        <w:t>来源:GameLook | 时间:10-23 10:46</w:t>
       </w:r>
     </w:p>
     <w:p>
@@ -1328,7 +1328,7 @@
             <w:color w:val="0563C1"/>
             <w:u w:val="single"/>
           </w:rPr>
-          <w:t>受 PHP 漏洞影响，Sonos 音响官方 App 暂停国内网易云音乐、QQ 音乐、酷狗音乐、酷我音乐服务</w:t>
+          <w:t>“没故事可讲”的游戏股，跌了一整年！</w:t>
         </w:r>
       </w:hyperlink>
     </w:p>
@@ -1352,7 +1352,7 @@
           <w:color w:val="888888"/>
           <w:sz w:val="24"/>
         </w:rPr>
-        <w:t>PHP 高危漏洞波及多款游戏：《最终幻想 14》暂停登录，《赛马娘 Pretty Derby》紧急停机</w:t>
+        <w:t>情怀投资到期，米哈游不做脑机接口了？退出上海零唯一思</w:t>
       </w:r>
     </w:p>
     <w:p>
@@ -1362,7 +1362,7 @@
           <w:color w:val="888888"/>
           <w:sz w:val="18"/>
         </w:rPr>
-        <w:t>来源:IT之家 | 时间:10-23 12:17</w:t>
+        <w:t>来源:GameLook | 时间:10-23 08:44</w:t>
       </w:r>
     </w:p>
     <w:p>
@@ -1379,7 +1379,7 @@
             <w:color w:val="0563C1"/>
             <w:u w:val="single"/>
           </w:rPr>
-          <w:t>PHP 高危漏洞波及多款游戏：《最终幻想 14》暂停登录，《赛马娘 Pretty Derby》紧急停机</w:t>
+          <w:t>情怀投资到期，米哈游不做脑机接口了？退出上海零唯一思</w:t>
         </w:r>
       </w:hyperlink>
     </w:p>
@@ -1403,7 +1403,7 @@
           <w:color w:val="888888"/>
           <w:sz w:val="24"/>
         </w:rPr>
-        <w:t>RTX 4070 测试帧率翻 7 倍：非官方 PC 移植《血源诅咒》游戏 1080P 突破 220 FPS</w:t>
+        <w:t>《无畏契约》冠军夜刀光落定，电竞之都上海带来别样秋日周末</w:t>
       </w:r>
     </w:p>
     <w:p>
@@ -1413,7 +1413,7 @@
           <w:color w:val="888888"/>
           <w:sz w:val="18"/>
         </w:rPr>
-        <w:t>来源:IT之家 | 时间:10-23 10:45</w:t>
+        <w:t>来源:GameLook | 时间:10-22 12:48</w:t>
       </w:r>
     </w:p>
     <w:p>
@@ -1430,7 +1430,58 @@
             <w:color w:val="0563C1"/>
             <w:u w:val="single"/>
           </w:rPr>
-          <w:t>RTX 4070 测试帧率翻 7 倍：非官方 PC 移植《血源诅咒》游戏 1080P 突破 220 FPS</w:t>
+          <w:t>《无畏契约》冠军夜刀光落定，电竞之都上海带来别样秋日周末</w:t>
+        </w:r>
+      </w:hyperlink>
+    </w:p>
+    <w:p>
+      <w:pPr>
+        <w:pStyle w:val="Heading3"/>
+      </w:pPr>
+      <w:r>
+        <w:rPr>
+          <w:rFonts w:ascii="Times New Roman" w:hAnsi="Times New Roman" w:eastAsia="黑体"/>
+          <w:b w:val="0"/>
+          <w:color w:val="888888"/>
+          <w:sz w:val="24"/>
+        </w:rPr>
+        <w:t>【C级·参考】</w:t>
+      </w:r>
+      <w:r>
+        <w:rPr>
+          <w:rFonts w:ascii="Times New Roman" w:hAnsi="Times New Roman" w:eastAsia="黑体"/>
+          <w:b w:val="0"/>
+          <w:color w:val="888888"/>
+          <w:sz w:val="24"/>
+        </w:rPr>
+        <w:t>不是二游！腾讯轻怪谈都市开放世界亮相，制作人来自网易？</w:t>
+      </w:r>
+    </w:p>
+    <w:p>
+      <w:r>
+        <w:rPr>
+          <w:rFonts w:ascii="Times New Roman" w:hAnsi="Times New Roman" w:eastAsia="宋体"/>
+          <w:color w:val="888888"/>
+          <w:sz w:val="18"/>
+        </w:rPr>
+        <w:t>来源:GameLook | 时间:10-22 09:50</w:t>
+      </w:r>
+    </w:p>
+    <w:p>
+      <w:r>
+        <w:rPr>
+          <w:rFonts w:ascii="Times New Roman" w:hAnsi="Times New Roman" w:eastAsia="宋体"/>
+          <w:sz w:val="18"/>
+        </w:rPr>
+        <w:t>链接:</w:t>
+      </w:r>
+      <w:hyperlink r:id="rId35">
+        <w:r>
+          <w:rPr>
+            <w:color w:val="0563C1"/>
+            <w:u w:val="single"/>
+          </w:rPr>
+          <w:t>不是二游！腾讯轻怪谈都市开放世界亮相，制作人来自网易？</w:t>
         </w:r>
       </w:hyperlink>
     </w:p>
@@ -1466,7 +1517,7 @@
           <w:color w:val="888888"/>
           <w:sz w:val="24"/>
         </w:rPr>
-        <w:t>荣耀平板 X10 Mini 开售：9.7 英寸屏、8000mAh 电池，国补到手价 934.15 元起</w:t>
+        <w:t>沃尔沃 CEO 塞缪尔森：中国市场变化太快，欧洲开发的车型已难满足当地消费者需求</w:t>
       </w:r>
     </w:p>
     <w:p>
@@ -1476,7 +1527,7 @@
           <w:color w:val="888888"/>
           <w:sz w:val="18"/>
         </w:rPr>
-        <w:t>来源:IT之家 | 时间:10-23 10:36</w:t>
+        <w:t>来源:IT之家 | 时间:10-23 19:55</w:t>
       </w:r>
     </w:p>
     <w:p>
@@ -1487,13 +1538,13 @@
         </w:rPr>
         <w:t>链接:</w:t>
       </w:r>
-      <w:hyperlink r:id="rId35">
+      <w:hyperlink r:id="rId36">
         <w:r>
           <w:rPr>
             <w:color w:val="0563C1"/>
             <w:u w:val="single"/>
           </w:rPr>
-          <w:t>荣耀平板 X10 Mini 开售：9.7 英寸屏、8000mAh 电池，国补到手价 934.15 元起</w:t>
+          <w:t>沃尔沃 CEO 塞缪尔森：中国市场变化太快，欧洲开发的车型已难满足当地消费者需求</w:t>
         </w:r>
       </w:hyperlink>
     </w:p>
@@ -1517,7 +1568,7 @@
           <w:color w:val="888888"/>
           <w:sz w:val="24"/>
         </w:rPr>
-        <w:t>总台中国之声提醒：网传“家电国补正在退场”是假的</w:t>
+        <w:t>苹果 iPhone Duo 海南免税价公布：15839~26239 元，比官网便宜 160~260 元</w:t>
       </w:r>
     </w:p>
     <w:p>
@@ -1527,7 +1578,7 @@
           <w:color w:val="888888"/>
           <w:sz w:val="18"/>
         </w:rPr>
-        <w:t>来源:IT之家 | 时间:10-23 09:59</w:t>
+        <w:t>来源:IT之家 | 时间:10-23 17:07</w:t>
       </w:r>
     </w:p>
     <w:p>
@@ -1538,13 +1589,64 @@
         </w:rPr>
         <w:t>链接:</w:t>
       </w:r>
-      <w:hyperlink r:id="rId36">
+      <w:hyperlink r:id="rId37">
         <w:r>
           <w:rPr>
             <w:color w:val="0563C1"/>
             <w:u w:val="single"/>
           </w:rPr>
-          <w:t>总台中国之声提醒：网传“家电国补正在退场”是假的</w:t>
+          <w:t>苹果 iPhone Duo 海南免税价公布：15839~26239 元，比官网便宜 160~260 元</w:t>
+        </w:r>
+      </w:hyperlink>
+    </w:p>
+    <w:p>
+      <w:pPr>
+        <w:pStyle w:val="Heading3"/>
+      </w:pPr>
+      <w:r>
+        <w:rPr>
+          <w:rFonts w:ascii="Times New Roman" w:hAnsi="Times New Roman" w:eastAsia="黑体"/>
+          <w:b w:val="0"/>
+          <w:color w:val="888888"/>
+          <w:sz w:val="24"/>
+        </w:rPr>
+        <w:t>【C级·参考】</w:t>
+      </w:r>
+      <w:r>
+        <w:rPr>
+          <w:rFonts w:ascii="Times New Roman" w:hAnsi="Times New Roman" w:eastAsia="黑体"/>
+          <w:b w:val="0"/>
+          <w:color w:val="888888"/>
+          <w:sz w:val="24"/>
+        </w:rPr>
+        <w:t>5000mAh 锂电池 + 泄压阀设计：小米米家充气宝 3 国补后 152 元新低</w:t>
+      </w:r>
+    </w:p>
+    <w:p>
+      <w:r>
+        <w:rPr>
+          <w:rFonts w:ascii="Times New Roman" w:hAnsi="Times New Roman" w:eastAsia="宋体"/>
+          <w:color w:val="888888"/>
+          <w:sz w:val="18"/>
+        </w:rPr>
+        <w:t>来源:IT之家 | 时间:10-23 16:43</w:t>
+      </w:r>
+    </w:p>
+    <w:p>
+      <w:r>
+        <w:rPr>
+          <w:rFonts w:ascii="Times New Roman" w:hAnsi="Times New Roman" w:eastAsia="宋体"/>
+          <w:sz w:val="18"/>
+        </w:rPr>
+        <w:t>链接:</w:t>
+      </w:r>
+      <w:hyperlink r:id="rId38">
+        <w:r>
+          <w:rPr>
+            <w:color w:val="0563C1"/>
+            <w:u w:val="single"/>
+          </w:rPr>
+          <w:t>5000mAh 锂电池 + 泄压阀设计：小米米家充气宝 3 国补后 152 元新低</w:t>
         </w:r>
       </w:hyperlink>
     </w:p>
@@ -1574,7 +1676,7 @@
           <w:rFonts w:ascii="Times New Roman" w:hAnsi="Times New Roman" w:eastAsia="宋体"/>
           <w:sz w:val="18"/>
         </w:rPr>
-        <w:t>IT之家(60)、HackerNews(8)、Bing新闻(9)</w:t>
+        <w:t>IT之家(59)、GameLook(15)、HackerNews(8)、Bing新闻(8)</w:t>
       </w:r>
     </w:p>
     <w:p>
@@ -1591,7 +1693,7 @@
           <w:rFonts w:ascii="Times New Roman" w:hAnsi="Times New Roman" w:eastAsia="宋体"/>
           <w:sz w:val="18"/>
         </w:rPr>
-        <w:t>36氪(no entries)、GameLook(HTTP 502)</w:t>
+        <w:t>36氪(no entries)</w:t>
       </w:r>
     </w:p>
     <w:p>

--- a/briefings/线口监测午报-2026-10-23.docx
+++ b/briefings/线口监测午报-2026-10-23.docx
@@ -22,7 +22,7 @@
           <w:color w:val="888888"/>
           <w:sz w:val="18"/>
         </w:rPr>
-        <w:t>监测窗口:近48小时 | 生成时间:2026-10-23 20:34</w:t>
+        <w:t>监测窗口:近48小时 | 生成时间:2026-10-23 21:19</w:t>
       </w:r>
     </w:p>
     <w:p>
@@ -325,57 +325,6 @@
           <w:color w:val="888888"/>
           <w:sz w:val="24"/>
         </w:rPr>
-        <w:t>日本数字厅旗下部分利用 AI 搭建的网站遭黑客入侵，超 1.3 万条隐私信息泄露</w:t>
-      </w:r>
-    </w:p>
-    <w:p>
-      <w:r>
-        <w:rPr>
-          <w:rFonts w:ascii="Times New Roman" w:hAnsi="Times New Roman" w:eastAsia="宋体"/>
-          <w:color w:val="888888"/>
-          <w:sz w:val="18"/>
-        </w:rPr>
-        <w:t>来源:IT之家 | 时间:10-23 16:31</w:t>
-      </w:r>
-    </w:p>
-    <w:p>
-      <w:r>
-        <w:rPr>
-          <w:rFonts w:ascii="Times New Roman" w:hAnsi="Times New Roman" w:eastAsia="宋体"/>
-          <w:sz w:val="18"/>
-        </w:rPr>
-        <w:t>链接:</w:t>
-      </w:r>
-      <w:hyperlink r:id="rId14">
-        <w:r>
-          <w:rPr>
-            <w:color w:val="0563C1"/>
-            <w:u w:val="single"/>
-          </w:rPr>
-          <w:t>日本数字厅旗下部分利用 AI 搭建的网站遭黑客入侵，超 1.3 万条隐私信息泄露</w:t>
-        </w:r>
-      </w:hyperlink>
-    </w:p>
-    <w:p>
-      <w:pPr>
-        <w:pStyle w:val="Heading3"/>
-      </w:pPr>
-      <w:r>
-        <w:rPr>
-          <w:rFonts w:ascii="Times New Roman" w:hAnsi="Times New Roman" w:eastAsia="黑体"/>
-          <w:b w:val="0"/>
-          <w:color w:val="888888"/>
-          <w:sz w:val="24"/>
-        </w:rPr>
-        <w:t>【C级·参考】</w:t>
-      </w:r>
-      <w:r>
-        <w:rPr>
-          <w:rFonts w:ascii="Times New Roman" w:hAnsi="Times New Roman" w:eastAsia="黑体"/>
-          <w:b w:val="0"/>
-          <w:color w:val="888888"/>
-          <w:sz w:val="24"/>
-        </w:rPr>
         <w:t>硬氪首发丨理想AI眼镜操盘手开启儿童硬件创业，获数千万元天使轮融资</w:t>
       </w:r>
     </w:p>
@@ -397,7 +346,7 @@
         </w:rPr>
         <w:t>链接:</w:t>
       </w:r>
-      <w:hyperlink r:id="rId15">
+      <w:hyperlink r:id="rId14">
         <w:r>
           <w:rPr>
             <w:color w:val="0563C1"/>
@@ -448,7 +397,7 @@
         </w:rPr>
         <w:t>链接:</w:t>
       </w:r>
-      <w:hyperlink r:id="rId16">
+      <w:hyperlink r:id="rId15">
         <w:r>
           <w:rPr>
             <w:color w:val="0563C1"/>
@@ -499,7 +448,7 @@
         </w:rPr>
         <w:t>链接:</w:t>
       </w:r>
-      <w:hyperlink r:id="rId17">
+      <w:hyperlink r:id="rId16">
         <w:r>
           <w:rPr>
             <w:color w:val="0563C1"/>
@@ -550,7 +499,7 @@
         </w:rPr>
         <w:t>链接:</w:t>
       </w:r>
-      <w:hyperlink r:id="rId18">
+      <w:hyperlink r:id="rId17">
         <w:r>
           <w:rPr>
             <w:color w:val="0563C1"/>
@@ -601,7 +550,7 @@
         </w:rPr>
         <w:t>链接:</w:t>
       </w:r>
-      <w:hyperlink r:id="rId19">
+      <w:hyperlink r:id="rId18">
         <w:r>
           <w:rPr>
             <w:color w:val="0563C1"/>
@@ -652,7 +601,7 @@
         </w:rPr>
         <w:t>链接:</w:t>
       </w:r>
-      <w:hyperlink r:id="rId20">
+      <w:hyperlink r:id="rId19">
         <w:r>
           <w:rPr>
             <w:color w:val="0563C1"/>
@@ -703,7 +652,7 @@
         </w:rPr>
         <w:t>链接:</w:t>
       </w:r>
-      <w:hyperlink r:id="rId21">
+      <w:hyperlink r:id="rId20">
         <w:r>
           <w:rPr>
             <w:color w:val="0563C1"/>
@@ -754,64 +703,13 @@
         </w:rPr>
         <w:t>链接:</w:t>
       </w:r>
-      <w:hyperlink r:id="rId22">
+      <w:hyperlink r:id="rId21">
         <w:r>
           <w:rPr>
             <w:color w:val="0563C1"/>
             <w:u w:val="single"/>
           </w:rPr>
           <w:t>OpenShell – A safe, private runtime for fleets of autonomous AI agents</w:t>
-        </w:r>
-      </w:hyperlink>
-    </w:p>
-    <w:p>
-      <w:pPr>
-        <w:pStyle w:val="Heading3"/>
-      </w:pPr>
-      <w:r>
-        <w:rPr>
-          <w:rFonts w:ascii="Times New Roman" w:hAnsi="Times New Roman" w:eastAsia="黑体"/>
-          <w:b w:val="0"/>
-          <w:color w:val="888888"/>
-          <w:sz w:val="24"/>
-        </w:rPr>
-        <w:t>【C级·参考】</w:t>
-      </w:r>
-      <w:r>
-        <w:rPr>
-          <w:rFonts w:ascii="Times New Roman" w:hAnsi="Times New Roman" w:eastAsia="黑体"/>
-          <w:b w:val="0"/>
-          <w:color w:val="888888"/>
-          <w:sz w:val="24"/>
-        </w:rPr>
-        <w:t>千万级天使轮、估值过亿：Moonix（月刻）凭什么成为AI眼镜赛道的黑马？</w:t>
-      </w:r>
-    </w:p>
-    <w:p>
-      <w:r>
-        <w:rPr>
-          <w:rFonts w:ascii="Times New Roman" w:hAnsi="Times New Roman" w:eastAsia="宋体"/>
-          <w:color w:val="888888"/>
-          <w:sz w:val="18"/>
-        </w:rPr>
-        <w:t>来源:Bing新闻 | 时间:10-23 01:13</w:t>
-      </w:r>
-    </w:p>
-    <w:p>
-      <w:r>
-        <w:rPr>
-          <w:rFonts w:ascii="Times New Roman" w:hAnsi="Times New Roman" w:eastAsia="宋体"/>
-          <w:sz w:val="18"/>
-        </w:rPr>
-        <w:t>链接:</w:t>
-      </w:r>
-      <w:hyperlink r:id="rId23">
-        <w:r>
-          <w:rPr>
-            <w:color w:val="0563C1"/>
-            <w:u w:val="single"/>
-          </w:rPr>
-          <w:t>千万级天使轮、估值过亿：Moonix（月刻）凭什么成为AI眼镜赛道的黑马？</w:t>
         </w:r>
       </w:hyperlink>
     </w:p>
@@ -856,7 +754,7 @@
         </w:rPr>
         <w:t>链接:</w:t>
       </w:r>
-      <w:hyperlink r:id="rId24">
+      <w:hyperlink r:id="rId22">
         <w:r>
           <w:rPr>
             <w:color w:val="0563C1"/>
@@ -907,7 +805,7 @@
         </w:rPr>
         <w:t>链接:</w:t>
       </w:r>
-      <w:hyperlink r:id="rId25">
+      <w:hyperlink r:id="rId23">
         <w:r>
           <w:rPr>
             <w:color w:val="0563C1"/>
@@ -958,7 +856,7 @@
         </w:rPr>
         <w:t>链接:</w:t>
       </w:r>
-      <w:hyperlink r:id="rId26">
+      <w:hyperlink r:id="rId24">
         <w:r>
           <w:rPr>
             <w:color w:val="0563C1"/>
@@ -1009,7 +907,7 @@
         </w:rPr>
         <w:t>链接:</w:t>
       </w:r>
-      <w:hyperlink r:id="rId27">
+      <w:hyperlink r:id="rId25">
         <w:r>
           <w:rPr>
             <w:color w:val="0563C1"/>
@@ -1060,7 +958,7 @@
         </w:rPr>
         <w:t>链接:</w:t>
       </w:r>
-      <w:hyperlink r:id="rId28">
+      <w:hyperlink r:id="rId26">
         <w:r>
           <w:rPr>
             <w:color w:val="0563C1"/>
@@ -1123,7 +1021,7 @@
         </w:rPr>
         <w:t>链接:</w:t>
       </w:r>
-      <w:hyperlink r:id="rId29">
+      <w:hyperlink r:id="rId27">
         <w:r>
           <w:rPr>
             <w:color w:val="0563C1"/>
@@ -1174,7 +1072,7 @@
         </w:rPr>
         <w:t>链接:</w:t>
       </w:r>
-      <w:hyperlink r:id="rId30">
+      <w:hyperlink r:id="rId28">
         <w:r>
           <w:rPr>
             <w:color w:val="0563C1"/>
@@ -1197,9 +1095,55 @@
       </w:r>
     </w:p>
     <w:p>
+      <w:pPr>
+        <w:pStyle w:val="Heading3"/>
+      </w:pPr>
       <w:r>
-        <w:t>本线口暂无重要更新</w:t>
+        <w:rPr>
+          <w:rFonts w:ascii="Times New Roman" w:hAnsi="Times New Roman" w:eastAsia="黑体"/>
+          <w:b w:val="0"/>
+          <w:color w:val="888888"/>
+          <w:sz w:val="24"/>
+        </w:rPr>
+        <w:t>【C级·参考】</w:t>
       </w:r>
+      <w:r>
+        <w:rPr>
+          <w:rFonts w:ascii="Times New Roman" w:hAnsi="Times New Roman" w:eastAsia="黑体"/>
+          <w:b w:val="0"/>
+          <w:color w:val="888888"/>
+          <w:sz w:val="24"/>
+        </w:rPr>
+        <w:t>东风风神 L8+ 上市：全球首搭天元智驾 T800，限时置换价 12.99 万元起</w:t>
+      </w:r>
+    </w:p>
+    <w:p>
+      <w:r>
+        <w:rPr>
+          <w:rFonts w:ascii="Times New Roman" w:hAnsi="Times New Roman" w:eastAsia="宋体"/>
+          <w:color w:val="888888"/>
+          <w:sz w:val="18"/>
+        </w:rPr>
+        <w:t>来源:IT之家 | 时间:10-23 21:02</w:t>
+      </w:r>
+    </w:p>
+    <w:p>
+      <w:r>
+        <w:rPr>
+          <w:rFonts w:ascii="Times New Roman" w:hAnsi="Times New Roman" w:eastAsia="宋体"/>
+          <w:sz w:val="18"/>
+        </w:rPr>
+        <w:t>链接:</w:t>
+      </w:r>
+      <w:hyperlink r:id="rId29">
+        <w:r>
+          <w:rPr>
+            <w:color w:val="0563C1"/>
+            <w:u w:val="single"/>
+          </w:rPr>
+          <w:t>东风风神 L8+ 上市：全球首搭天元智驾 T800，限时置换价 12.99 万元起</w:t>
+        </w:r>
+      </w:hyperlink>
     </w:p>
     <w:p>
       <w:pPr>
@@ -1229,6 +1173,57 @@
         </w:rPr>
         <w:t>游戏/电竞/平台公司</w:t>
       </w:r>
+    </w:p>
+    <w:p>
+      <w:pPr>
+        <w:pStyle w:val="Heading3"/>
+      </w:pPr>
+      <w:r>
+        <w:rPr>
+          <w:rFonts w:ascii="Times New Roman" w:hAnsi="Times New Roman" w:eastAsia="黑体"/>
+          <w:b w:val="0"/>
+          <w:color w:val="888888"/>
+          <w:sz w:val="24"/>
+        </w:rPr>
+        <w:t>【C级·参考】</w:t>
+      </w:r>
+      <w:r>
+        <w:rPr>
+          <w:rFonts w:ascii="Times New Roman" w:hAnsi="Times New Roman" w:eastAsia="黑体"/>
+          <w:b w:val="0"/>
+          <w:color w:val="888888"/>
+          <w:sz w:val="24"/>
+        </w:rPr>
+        <w:t>机械革命推出极光 16 Pro 游戏本：酷睿 i7-13645HX + RTX 4050，8799 元</w:t>
+      </w:r>
+    </w:p>
+    <w:p>
+      <w:r>
+        <w:rPr>
+          <w:rFonts w:ascii="Times New Roman" w:hAnsi="Times New Roman" w:eastAsia="宋体"/>
+          <w:color w:val="888888"/>
+          <w:sz w:val="18"/>
+        </w:rPr>
+        <w:t>来源:IT之家 | 时间:10-23 20:57</w:t>
+      </w:r>
+    </w:p>
+    <w:p>
+      <w:r>
+        <w:rPr>
+          <w:rFonts w:ascii="Times New Roman" w:hAnsi="Times New Roman" w:eastAsia="宋体"/>
+          <w:sz w:val="18"/>
+        </w:rPr>
+        <w:t>链接:</w:t>
+      </w:r>
+      <w:hyperlink r:id="rId30">
+        <w:r>
+          <w:rPr>
+            <w:color w:val="0563C1"/>
+            <w:u w:val="single"/>
+          </w:rPr>
+          <w:t>机械革命推出极光 16 Pro 游戏本：酷睿 i7-13645HX + RTX 4050，8799 元</w:t>
+        </w:r>
+      </w:hyperlink>
     </w:p>
     <w:p>
       <w:pPr>
@@ -1676,7 +1671,7 @@
           <w:rFonts w:ascii="Times New Roman" w:hAnsi="Times New Roman" w:eastAsia="宋体"/>
           <w:sz w:val="18"/>
         </w:rPr>
-        <w:t>IT之家(59)、GameLook(15)、HackerNews(8)、Bing新闻(8)</w:t>
+        <w:t>IT之家(59)、GameLook(15)、HackerNews(9)、Bing新闻(7)</w:t>
       </w:r>
     </w:p>
     <w:p>
